--- a/public/documentos/ALC-05-informe-de-avance-del-producto-por-edt-n-1.docx
+++ b/public/documentos/ALC-05-informe-de-avance-del-producto-por-edt-n-1.docx
@@ -18,7 +18,7 @@
           <w:left w:w="10" w:type="dxa"/>
           <w:right w:w="10" w:type="dxa"/>
         </w:tblCellMar>
-        <w:tblLook w:val="0000" w:firstRow="0" w:lastRow="0" w:firstColumn="0" w:lastColumn="0" w:noHBand="0" w:noVBand="0"/>
+        <w:tblLook w:val="04A0" w:firstRow="1" w:lastRow="0" w:firstColumn="1" w:lastColumn="0" w:noHBand="0" w:noVBand="1"/>
       </w:tblPr>
       <w:tblGrid>
         <w:gridCol w:w="1757"/>
@@ -52,7 +52,7 @@
                 <w:noProof/>
               </w:rPr>
               <w:drawing>
-                <wp:inline distT="0" distB="0" distL="0" distR="0" wp14:anchorId="5E6F9013" wp14:editId="78F70C8E">
+                <wp:inline distT="0" distB="0" distL="0" distR="0" wp14:anchorId="0948C930" wp14:editId="485AFE38">
                   <wp:extent cx="990600" cy="990600"/>
                   <wp:effectExtent l="0" t="0" r="0" b="0"/>
                   <wp:docPr id="1" name="Imagen 1"/>
@@ -171,10 +171,10 @@
                 <w:noProof/>
               </w:rPr>
               <w:drawing>
-                <wp:inline distT="0" distB="0" distL="0" distR="0" wp14:anchorId="38A993C1" wp14:editId="5C9629CE">
+                <wp:inline distT="0" distB="0" distL="0" distR="0" wp14:anchorId="65D784A1" wp14:editId="18080FF9">
                   <wp:extent cx="800100" cy="800100"/>
                   <wp:effectExtent l="0" t="0" r="0" b="0"/>
-                  <wp:docPr id="493683850" name="Imagen 493683850"/>
+                  <wp:docPr id="1623688527" name="Imagen 1623688527"/>
                   <wp:cNvGraphicFramePr>
                     <a:graphicFrameLocks xmlns:a="http://schemas.openxmlformats.org/drawingml/2006/main" noChangeAspect="1"/>
                   </wp:cNvGraphicFramePr>
@@ -308,7 +308,7 @@
           <w:left w:w="10" w:type="dxa"/>
           <w:right w:w="10" w:type="dxa"/>
         </w:tblCellMar>
-        <w:tblLook w:val="0000" w:firstRow="0" w:lastRow="0" w:firstColumn="0" w:lastColumn="0" w:noHBand="0" w:noVBand="0"/>
+        <w:tblLook w:val="04A0" w:firstRow="1" w:lastRow="0" w:firstColumn="1" w:lastColumn="0" w:noHBand="0" w:noVBand="1"/>
       </w:tblPr>
       <w:tblGrid>
         <w:gridCol w:w="2636"/>
@@ -786,7 +786,7 @@
           <w:left w:w="10" w:type="dxa"/>
           <w:right w:w="10" w:type="dxa"/>
         </w:tblCellMar>
-        <w:tblLook w:val="0000" w:firstRow="0" w:lastRow="0" w:firstColumn="0" w:lastColumn="0" w:noHBand="0" w:noVBand="0"/>
+        <w:tblLook w:val="04A0" w:firstRow="1" w:lastRow="0" w:firstColumn="1" w:lastColumn="0" w:noHBand="0" w:noVBand="1"/>
       </w:tblPr>
       <w:tblGrid>
         <w:gridCol w:w="4042"/>
@@ -1399,7 +1399,7 @@
           <w:left w:w="10" w:type="dxa"/>
           <w:right w:w="10" w:type="dxa"/>
         </w:tblCellMar>
-        <w:tblLook w:val="0000" w:firstRow="0" w:lastRow="0" w:firstColumn="0" w:lastColumn="0" w:noHBand="0" w:noVBand="0"/>
+        <w:tblLook w:val="04A0" w:firstRow="1" w:lastRow="0" w:firstColumn="1" w:lastColumn="0" w:noHBand="0" w:noVBand="1"/>
       </w:tblPr>
       <w:tblGrid>
         <w:gridCol w:w="2636"/>
@@ -1817,7 +1817,7 @@
           <w:left w:w="10" w:type="dxa"/>
           <w:right w:w="10" w:type="dxa"/>
         </w:tblCellMar>
-        <w:tblLook w:val="0000" w:firstRow="0" w:lastRow="0" w:firstColumn="0" w:lastColumn="0" w:noHBand="0" w:noVBand="0"/>
+        <w:tblLook w:val="04A0" w:firstRow="1" w:lastRow="0" w:firstColumn="1" w:lastColumn="0" w:noHBand="0" w:noVBand="1"/>
       </w:tblPr>
       <w:tblGrid>
         <w:gridCol w:w="1054"/>
@@ -2158,7 +2158,7 @@
           <w:left w:w="10" w:type="dxa"/>
           <w:right w:w="10" w:type="dxa"/>
         </w:tblCellMar>
-        <w:tblLook w:val="0000" w:firstRow="0" w:lastRow="0" w:firstColumn="0" w:lastColumn="0" w:noHBand="0" w:noVBand="0"/>
+        <w:tblLook w:val="04A0" w:firstRow="1" w:lastRow="0" w:firstColumn="1" w:lastColumn="0" w:noHBand="0" w:noVBand="1"/>
       </w:tblPr>
       <w:tblGrid>
         <w:gridCol w:w="2636"/>
@@ -2498,7 +2498,7 @@
           <w:left w:w="10" w:type="dxa"/>
           <w:right w:w="10" w:type="dxa"/>
         </w:tblCellMar>
-        <w:tblLook w:val="0000" w:firstRow="0" w:lastRow="0" w:firstColumn="0" w:lastColumn="0" w:noHBand="0" w:noVBand="0"/>
+        <w:tblLook w:val="04A0" w:firstRow="1" w:lastRow="0" w:firstColumn="1" w:lastColumn="0" w:noHBand="0" w:noVBand="1"/>
       </w:tblPr>
       <w:tblGrid>
         <w:gridCol w:w="8787"/>
@@ -2585,7 +2585,7 @@
     <w:sdt>
       <w:sdtPr>
         <w:alias w:val="Contenido"/>
-        <w:id w:val="2025434689"/>
+        <w:id w:val="-1317956721"/>
       </w:sdtPr>
       <w:sdtEndPr/>
       <w:sdtContent>
@@ -2611,7 +2611,7 @@
           <w:r>
             <w:fldChar w:fldCharType="separate"/>
           </w:r>
-          <w:hyperlink w:anchor="_Toc242543501" w:history="1">
+          <w:hyperlink w:anchor="_Toc242545529" w:history="1">
             <w:r>
               <w:rPr>
                 <w:rStyle w:val="Hipervnculo"/>
@@ -2635,7 +2635,7 @@
               <w:rPr>
                 <w:noProof/>
               </w:rPr>
-              <w:instrText xml:space="preserve"> PAGEREF _Toc242543501 \h </w:instrText>
+              <w:instrText xml:space="preserve"> PAGEREF _Toc242545529 \h </w:instrText>
             </w:r>
             <w:r>
               <w:rPr>
@@ -2675,7 +2675,7 @@
               <w14:ligatures w14:val="standardContextual"/>
             </w:rPr>
           </w:pPr>
-          <w:hyperlink w:anchor="_Toc242543502" w:history="1">
+          <w:hyperlink w:anchor="_Toc242545530" w:history="1">
             <w:r>
               <w:rPr>
                 <w:rStyle w:val="Hipervnculo"/>
@@ -2699,7 +2699,7 @@
               <w:rPr>
                 <w:noProof/>
               </w:rPr>
-              <w:instrText xml:space="preserve"> PAGEREF _Toc242543502 \h </w:instrText>
+              <w:instrText xml:space="preserve"> PAGEREF _Toc242545530 \h </w:instrText>
             </w:r>
             <w:r>
               <w:rPr>
@@ -2739,7 +2739,7 @@
               <w14:ligatures w14:val="standardContextual"/>
             </w:rPr>
           </w:pPr>
-          <w:hyperlink w:anchor="_Toc242543503" w:history="1">
+          <w:hyperlink w:anchor="_Toc242545531" w:history="1">
             <w:r>
               <w:rPr>
                 <w:rStyle w:val="Hipervnculo"/>
@@ -2763,7 +2763,7 @@
               <w:rPr>
                 <w:noProof/>
               </w:rPr>
-              <w:instrText xml:space="preserve"> PAGEREF _Toc242543503 \h </w:instrText>
+              <w:instrText xml:space="preserve"> PAGEREF _Toc242545531 \h </w:instrText>
             </w:r>
             <w:r>
               <w:rPr>
@@ -2803,7 +2803,7 @@
               <w14:ligatures w14:val="standardContextual"/>
             </w:rPr>
           </w:pPr>
-          <w:hyperlink w:anchor="_Toc242543504" w:history="1">
+          <w:hyperlink w:anchor="_Toc242545532" w:history="1">
             <w:r>
               <w:rPr>
                 <w:rStyle w:val="Hipervnculo"/>
@@ -2827,7 +2827,7 @@
               <w:rPr>
                 <w:noProof/>
               </w:rPr>
-              <w:instrText xml:space="preserve"> PAGEREF _Toc242543504 \h </w:instrText>
+              <w:instrText xml:space="preserve"> PAGEREF _Toc242545532 \h </w:instrText>
             </w:r>
             <w:r>
               <w:rPr>
@@ -2844,7 +2844,7 @@
               <w:rPr>
                 <w:noProof/>
               </w:rPr>
-              <w:t>4</w:t>
+              <w:t>5</w:t>
             </w:r>
             <w:r>
               <w:rPr>
@@ -2867,7 +2867,7 @@
               <w14:ligatures w14:val="standardContextual"/>
             </w:rPr>
           </w:pPr>
-          <w:hyperlink w:anchor="_Toc242543505" w:history="1">
+          <w:hyperlink w:anchor="_Toc242545533" w:history="1">
             <w:r>
               <w:rPr>
                 <w:rStyle w:val="Hipervnculo"/>
@@ -2891,7 +2891,7 @@
               <w:rPr>
                 <w:noProof/>
               </w:rPr>
-              <w:instrText xml:space="preserve"> PAGEREF _Toc242543505 \h </w:instrText>
+              <w:instrText xml:space="preserve"> PAGEREF _Toc242545533 \h </w:instrText>
             </w:r>
             <w:r>
               <w:rPr>
@@ -2931,7 +2931,7 @@
               <w14:ligatures w14:val="standardContextual"/>
             </w:rPr>
           </w:pPr>
-          <w:hyperlink w:anchor="_Toc242543506" w:history="1">
+          <w:hyperlink w:anchor="_Toc242545534" w:history="1">
             <w:r>
               <w:rPr>
                 <w:rStyle w:val="Hipervnculo"/>
@@ -2955,7 +2955,7 @@
               <w:rPr>
                 <w:noProof/>
               </w:rPr>
-              <w:instrText xml:space="preserve"> PAGEREF _Toc242543506 \h </w:instrText>
+              <w:instrText xml:space="preserve"> PAGEREF _Toc242545534 \h </w:instrText>
             </w:r>
             <w:r>
               <w:rPr>
@@ -2972,7 +2972,7 @@
               <w:rPr>
                 <w:noProof/>
               </w:rPr>
-              <w:t>5</w:t>
+              <w:t>6</w:t>
             </w:r>
             <w:r>
               <w:rPr>
@@ -2995,7 +2995,7 @@
               <w14:ligatures w14:val="standardContextual"/>
             </w:rPr>
           </w:pPr>
-          <w:hyperlink w:anchor="_Toc242543507" w:history="1">
+          <w:hyperlink w:anchor="_Toc242545535" w:history="1">
             <w:r>
               <w:rPr>
                 <w:rStyle w:val="Hipervnculo"/>
@@ -3019,7 +3019,7 @@
               <w:rPr>
                 <w:noProof/>
               </w:rPr>
-              <w:instrText xml:space="preserve"> PAGEREF _Toc242543507 \h </w:instrText>
+              <w:instrText xml:space="preserve"> PAGEREF _Toc242545535 \h </w:instrText>
             </w:r>
             <w:r>
               <w:rPr>
@@ -3069,7 +3069,7 @@
       <w:pPr>
         <w:pStyle w:val="Ttulo1"/>
       </w:pPr>
-      <w:bookmarkStart w:id="0" w:name="_Toc242543501"/>
+      <w:bookmarkStart w:id="0" w:name="_Toc242545529"/>
       <w:r>
         <w:lastRenderedPageBreak/>
         <w:t>1. Propósito y corte</w:t>
@@ -3101,7 +3101,7 @@
           <w:left w:w="10" w:type="dxa"/>
           <w:right w:w="10" w:type="dxa"/>
         </w:tblCellMar>
-        <w:tblLook w:val="0000" w:firstRow="0" w:lastRow="0" w:firstColumn="0" w:lastColumn="0" w:noHBand="0" w:noVBand="0"/>
+        <w:tblLook w:val="04A0" w:firstRow="1" w:lastRow="0" w:firstColumn="1" w:lastColumn="0" w:noHBand="0" w:noVBand="1"/>
       </w:tblPr>
       <w:tblGrid>
         <w:gridCol w:w="2636"/>
@@ -3351,7 +3351,7 @@
       <w:pPr>
         <w:pStyle w:val="Ttulo1"/>
       </w:pPr>
-      <w:bookmarkStart w:id="1" w:name="_Toc242543502"/>
+      <w:bookmarkStart w:id="1" w:name="_Toc242545530"/>
       <w:r>
         <w:t>2. Avance por paquete de trabajo</w:t>
       </w:r>
@@ -3399,7 +3399,7 @@
           <w:left w:w="10" w:type="dxa"/>
           <w:right w:w="10" w:type="dxa"/>
         </w:tblCellMar>
-        <w:tblLook w:val="0000" w:firstRow="0" w:lastRow="0" w:firstColumn="0" w:lastColumn="0" w:noHBand="0" w:noVBand="0"/>
+        <w:tblLook w:val="04A0" w:firstRow="1" w:lastRow="0" w:firstColumn="1" w:lastColumn="0" w:noHBand="0" w:noVBand="1"/>
       </w:tblPr>
       <w:tblGrid>
         <w:gridCol w:w="1933"/>
@@ -4047,7 +4047,7 @@
               <w:bottom w:val="single" w:sz="4" w:space="0" w:color="B8C2CC"/>
               <w:right w:val="single" w:sz="4" w:space="0" w:color="B8C2CC"/>
             </w:tcBorders>
-            <w:shd w:val="clear" w:color="auto" w:fill="FFE9A8"/>
+            <w:shd w:val="clear" w:color="auto" w:fill="CDEBEB"/>
             <w:tcMar>
               <w:top w:w="55" w:type="dxa"/>
               <w:left w:w="85" w:type="dxa"/>
@@ -4070,7 +4070,7 @@
                 <w:sz w:val="15"/>
                 <w:szCs w:val="15"/>
               </w:rPr>
-              <w:t>Prototipo</w:t>
+              <w:t>Demostrable</w:t>
             </w:r>
           </w:p>
         </w:tc>
@@ -4103,7 +4103,7 @@
                 <w:sz w:val="15"/>
                 <w:szCs w:val="15"/>
               </w:rPr>
-              <w:t>Esquema de la base de datos con ocho tablas. La carga de datos está esbozada y la base está vacía.</w:t>
+              <w:t>Base de datos de once tablas y carga del registro de notas, probada con el registro real de noviembre y diciembre de 2025 en un equipo del proyecto: 715 notas de 44 estudiantes, reconciliadas y sin duplicados.</w:t>
             </w:r>
           </w:p>
         </w:tc>
@@ -4136,7 +4136,7 @@
                 <w:sz w:val="15"/>
                 <w:szCs w:val="15"/>
               </w:rPr>
-              <w:t>Cargar las exportaciones de Cubicol y reconciliarlas.</w:t>
+              <w:t>Exportaciones de Cubicol, base gestionada en la nube y consentimiento para cargar ahí datos reales.</w:t>
             </w:r>
           </w:p>
         </w:tc>
@@ -4192,7 +4192,7 @@
               <w:bottom w:val="single" w:sz="4" w:space="0" w:color="B8C2CC"/>
               <w:right w:val="single" w:sz="4" w:space="0" w:color="B8C2CC"/>
             </w:tcBorders>
-            <w:shd w:val="clear" w:color="auto" w:fill="E9ECEF"/>
+            <w:shd w:val="clear" w:color="auto" w:fill="CDEBEB"/>
             <w:tcMar>
               <w:top w:w="55" w:type="dxa"/>
               <w:left w:w="85" w:type="dxa"/>
@@ -4215,7 +4215,7 @@
                 <w:sz w:val="15"/>
                 <w:szCs w:val="15"/>
               </w:rPr>
-              <w:t>No iniciado</w:t>
+              <w:t>Demostrable</w:t>
             </w:r>
           </w:p>
         </w:tc>
@@ -4247,7 +4247,7 @@
                 <w:sz w:val="15"/>
                 <w:szCs w:val="15"/>
               </w:rPr>
-              <w:t>—</w:t>
+              <w:t>Ocho reglas de validación, reporte de calidad y tarea programada que se ejecuta cada noche.</w:t>
             </w:r>
           </w:p>
         </w:tc>
@@ -4279,7 +4279,7 @@
                 <w:sz w:val="15"/>
                 <w:szCs w:val="15"/>
               </w:rPr>
-              <w:t>Limpieza y reporte de calidad de los datos reales.</w:t>
+              <w:t>Quince noches seguidas sin fallas y validación sobre los datos completos del colegio.</w:t>
             </w:r>
           </w:p>
         </w:tc>
@@ -4536,7 +4536,7 @@
                 <w:sz w:val="15"/>
                 <w:szCs w:val="15"/>
               </w:rPr>
-              <w:t>La API calcula el riesgo de un caso y lo clasifica en tres niveles.</w:t>
+              <w:t>Nivel de riesgo de cada estudiante con una regla provisional de tres niveles, que será la referencia del modelo.</w:t>
             </w:r>
           </w:p>
         </w:tc>
@@ -4568,7 +4568,7 @@
                 <w:sz w:val="15"/>
                 <w:szCs w:val="15"/>
               </w:rPr>
-              <w:t>Ejecución semanal automática para todos los estudiantes.</w:t>
+              <w:t>Reemplazar la regla por el modelo validado y ejecutarlo cada semana.</w:t>
             </w:r>
           </w:p>
         </w:tc>
@@ -5114,7 +5114,7 @@
                 <w:sz w:val="15"/>
                 <w:szCs w:val="15"/>
               </w:rPr>
-              <w:t>Tablero, lista y ficha del estudiante conectados a la API, con datos de ejemplo.</w:t>
+              <w:t>Tablero, lista y ficha del estudiante que leen la base de datos; tarjeta de datos y calidad.</w:t>
             </w:r>
           </w:p>
         </w:tc>
@@ -5146,7 +5146,7 @@
                 <w:sz w:val="15"/>
                 <w:szCs w:val="15"/>
               </w:rPr>
-              <w:t>Datos reales, filtros por nivel educativo y reportes exportables.</w:t>
+              <w:t>Datos reales en la nube, filtros por nivel educativo y reportes exportables.</w:t>
             </w:r>
           </w:p>
         </w:tc>
@@ -5768,6 +5768,7 @@
                 <w:sz w:val="15"/>
                 <w:szCs w:val="15"/>
               </w:rPr>
+              <w:lastRenderedPageBreak/>
               <w:t>1.5.3 Manual técnico</w:t>
             </w:r>
           </w:p>
@@ -5837,7 +5838,7 @@
                 <w:sz w:val="15"/>
                 <w:szCs w:val="15"/>
               </w:rPr>
-              <w:t>Guía de instalación en el repositorio del sistema.</w:t>
+              <w:t>Guía de instalación, arquitectura y pruebas en el repositorio del sistema.</w:t>
             </w:r>
           </w:p>
         </w:tc>
@@ -6202,7 +6203,6 @@
                 <w:sz w:val="15"/>
                 <w:szCs w:val="15"/>
               </w:rPr>
-              <w:lastRenderedPageBreak/>
               <w:t>1.6.1 Pruebas de integración y rendimiento</w:t>
             </w:r>
           </w:p>
@@ -6518,7 +6518,7 @@
           <w:left w:w="10" w:type="dxa"/>
           <w:right w:w="10" w:type="dxa"/>
         </w:tblCellMar>
-        <w:tblLook w:val="0000" w:firstRow="0" w:lastRow="0" w:firstColumn="0" w:lastColumn="0" w:noHBand="0" w:noVBand="0"/>
+        <w:tblLook w:val="04A0" w:firstRow="1" w:lastRow="0" w:firstColumn="1" w:lastColumn="0" w:noHBand="0" w:noVBand="1"/>
       </w:tblPr>
       <w:tblGrid>
         <w:gridCol w:w="5272"/>
@@ -6841,7 +6841,7 @@
                 <w:sz w:val="18"/>
                 <w:szCs w:val="18"/>
               </w:rPr>
-              <w:t>1</w:t>
+              <w:t>3</w:t>
             </w:r>
           </w:p>
         </w:tc>
@@ -6921,7 +6921,7 @@
                 <w:sz w:val="18"/>
                 <w:szCs w:val="18"/>
               </w:rPr>
-              <w:t>6</w:t>
+              <w:t>5</w:t>
             </w:r>
           </w:p>
         </w:tc>
@@ -7000,7 +7000,7 @@
                 <w:sz w:val="18"/>
                 <w:szCs w:val="18"/>
               </w:rPr>
-              <w:t>10</w:t>
+              <w:t>9</w:t>
             </w:r>
           </w:p>
         </w:tc>
@@ -7106,11 +7106,37 @@
       <w:pPr>
         <w:pStyle w:val="Ttulo1"/>
       </w:pPr>
-      <w:bookmarkStart w:id="2" w:name="_Toc242543503"/>
+      <w:bookmarkStart w:id="2" w:name="_Toc242545531"/>
       <w:r>
         <w:t>3. Entregable que se demuestra</w:t>
       </w:r>
       <w:bookmarkEnd w:id="2"/>
+    </w:p>
+    <w:p>
+      <w:pPr>
+        <w:keepNext/>
+        <w:spacing w:before="120" w:after="80"/>
+      </w:pPr>
+      <w:r>
+        <w:rPr>
+          <w:rFonts w:ascii="Arial" w:eastAsia="Arial" w:hAnsi="Arial" w:cs="Arial"/>
+          <w:b/>
+          <w:bCs/>
+          <w:color w:val="1F3864"/>
+          <w:sz w:val="18"/>
+          <w:szCs w:val="18"/>
+        </w:rPr>
+        <w:t xml:space="preserve">Tabla 3. </w:t>
+      </w:r>
+      <w:r>
+        <w:rPr>
+          <w:rFonts w:ascii="Arial" w:eastAsia="Arial" w:hAnsi="Arial" w:cs="Arial"/>
+          <w:color w:val="1F3864"/>
+          <w:sz w:val="18"/>
+          <w:szCs w:val="18"/>
+        </w:rPr>
+        <w:t>Paquetes que se demuestran</w:t>
+      </w:r>
     </w:p>
     <w:tbl>
       <w:tblPr>
@@ -7128,11 +7154,13 @@
           <w:left w:w="10" w:type="dxa"/>
           <w:right w:w="10" w:type="dxa"/>
         </w:tblCellMar>
-        <w:tblLook w:val="0000" w:firstRow="0" w:lastRow="0" w:firstColumn="0" w:lastColumn="0" w:noHBand="0" w:noVBand="0"/>
+        <w:tblLook w:val="04A0" w:firstRow="1" w:lastRow="0" w:firstColumn="1" w:lastColumn="0" w:noHBand="0" w:noVBand="1"/>
       </w:tblPr>
       <w:tblGrid>
-        <w:gridCol w:w="2636"/>
-        <w:gridCol w:w="6151"/>
+        <w:gridCol w:w="1933"/>
+        <w:gridCol w:w="2460"/>
+        <w:gridCol w:w="2108"/>
+        <w:gridCol w:w="2286"/>
       </w:tblGrid>
       <w:tr>
         <w:tblPrEx>
@@ -7143,37 +7171,39 @@
         </w:tblPrEx>
         <w:trPr>
           <w:cantSplit/>
+          <w:tblHeader/>
         </w:trPr>
         <w:tc>
           <w:tcPr>
-            <w:tcW w:w="2636" w:type="dxa"/>
-            <w:tcBorders>
-              <w:top w:val="single" w:sz="4" w:space="0" w:color="B8C2CC"/>
-              <w:left w:val="single" w:sz="4" w:space="0" w:color="B8C2CC"/>
-              <w:bottom w:val="single" w:sz="4" w:space="0" w:color="B8C2CC"/>
-              <w:right w:val="single" w:sz="4" w:space="0" w:color="B8C2CC"/>
-            </w:tcBorders>
-            <w:shd w:val="clear" w:color="auto" w:fill="EEF2F7"/>
-            <w:tcMar>
-              <w:top w:w="55" w:type="dxa"/>
-              <w:left w:w="85" w:type="dxa"/>
-              <w:bottom w:w="55" w:type="dxa"/>
-              <w:right w:w="85" w:type="dxa"/>
-            </w:tcMar>
-            <w:vAlign w:val="center"/>
-          </w:tcPr>
-          <w:p>
-            <w:pPr>
-              <w:spacing w:line="250" w:lineRule="auto"/>
+            <w:tcW w:w="1933" w:type="dxa"/>
+            <w:tcBorders>
+              <w:top w:val="single" w:sz="4" w:space="0" w:color="B8C2CC"/>
+              <w:left w:val="single" w:sz="4" w:space="0" w:color="B8C2CC"/>
+              <w:bottom w:val="single" w:sz="4" w:space="0" w:color="B8C2CC"/>
+              <w:right w:val="single" w:sz="4" w:space="0" w:color="B8C2CC"/>
+            </w:tcBorders>
+            <w:shd w:val="clear" w:color="auto" w:fill="1F3864"/>
+            <w:tcMar>
+              <w:top w:w="55" w:type="dxa"/>
+              <w:left w:w="85" w:type="dxa"/>
+              <w:bottom w:w="55" w:type="dxa"/>
+              <w:right w:w="85" w:type="dxa"/>
+            </w:tcMar>
+            <w:vAlign w:val="center"/>
+          </w:tcPr>
+          <w:p>
+            <w:pPr>
+              <w:spacing w:line="250" w:lineRule="auto"/>
+              <w:jc w:val="center"/>
             </w:pPr>
             <w:r>
               <w:rPr>
                 <w:rFonts w:ascii="Arial" w:eastAsia="Arial" w:hAnsi="Arial" w:cs="Arial"/>
                 <w:b/>
                 <w:bCs/>
-                <w:color w:val="1F3864"/>
-                <w:sz w:val="18"/>
-                <w:szCs w:val="18"/>
+                <w:color w:val="FFFFFF"/>
+                <w:sz w:val="15"/>
+                <w:szCs w:val="15"/>
               </w:rPr>
               <w:t>Paquete de la EDT</w:t>
             </w:r>
@@ -7181,33 +7211,109 @@
         </w:tc>
         <w:tc>
           <w:tcPr>
-            <w:tcW w:w="6151" w:type="dxa"/>
-            <w:tcBorders>
-              <w:top w:val="single" w:sz="4" w:space="0" w:color="B8C2CC"/>
-              <w:left w:val="single" w:sz="4" w:space="0" w:color="B8C2CC"/>
-              <w:bottom w:val="single" w:sz="4" w:space="0" w:color="B8C2CC"/>
-              <w:right w:val="single" w:sz="4" w:space="0" w:color="B8C2CC"/>
-            </w:tcBorders>
-            <w:tcMar>
-              <w:top w:w="55" w:type="dxa"/>
-              <w:left w:w="85" w:type="dxa"/>
-              <w:bottom w:w="55" w:type="dxa"/>
-              <w:right w:w="85" w:type="dxa"/>
-            </w:tcMar>
-            <w:vAlign w:val="center"/>
-          </w:tcPr>
-          <w:p>
-            <w:pPr>
-              <w:spacing w:line="250" w:lineRule="auto"/>
-            </w:pPr>
-            <w:r>
-              <w:rPr>
-                <w:rFonts w:ascii="Arial" w:eastAsia="Arial" w:hAnsi="Arial" w:cs="Arial"/>
-                <w:color w:val="1A1A1A"/>
-                <w:sz w:val="18"/>
-                <w:szCs w:val="18"/>
-              </w:rPr>
-              <w:t>1.4.2.1 Diseño de la interfaz, con avance del 1.4.2.2 Desarrollo del tablero</w:t>
+            <w:tcW w:w="2460" w:type="dxa"/>
+            <w:tcBorders>
+              <w:top w:val="single" w:sz="4" w:space="0" w:color="B8C2CC"/>
+              <w:left w:val="single" w:sz="4" w:space="0" w:color="B8C2CC"/>
+              <w:bottom w:val="single" w:sz="4" w:space="0" w:color="B8C2CC"/>
+              <w:right w:val="single" w:sz="4" w:space="0" w:color="B8C2CC"/>
+            </w:tcBorders>
+            <w:shd w:val="clear" w:color="auto" w:fill="1F3864"/>
+            <w:tcMar>
+              <w:top w:w="55" w:type="dxa"/>
+              <w:left w:w="85" w:type="dxa"/>
+              <w:bottom w:w="55" w:type="dxa"/>
+              <w:right w:w="85" w:type="dxa"/>
+            </w:tcMar>
+            <w:vAlign w:val="center"/>
+          </w:tcPr>
+          <w:p>
+            <w:pPr>
+              <w:spacing w:line="250" w:lineRule="auto"/>
+              <w:jc w:val="center"/>
+            </w:pPr>
+            <w:r>
+              <w:rPr>
+                <w:rFonts w:ascii="Arial" w:eastAsia="Arial" w:hAnsi="Arial" w:cs="Arial"/>
+                <w:b/>
+                <w:bCs/>
+                <w:color w:val="FFFFFF"/>
+                <w:sz w:val="15"/>
+                <w:szCs w:val="15"/>
+              </w:rPr>
+              <w:t>Criterio de aceptación</w:t>
+            </w:r>
+          </w:p>
+        </w:tc>
+        <w:tc>
+          <w:tcPr>
+            <w:tcW w:w="2108" w:type="dxa"/>
+            <w:tcBorders>
+              <w:top w:val="single" w:sz="4" w:space="0" w:color="B8C2CC"/>
+              <w:left w:val="single" w:sz="4" w:space="0" w:color="B8C2CC"/>
+              <w:bottom w:val="single" w:sz="4" w:space="0" w:color="B8C2CC"/>
+              <w:right w:val="single" w:sz="4" w:space="0" w:color="B8C2CC"/>
+            </w:tcBorders>
+            <w:shd w:val="clear" w:color="auto" w:fill="1F3864"/>
+            <w:tcMar>
+              <w:top w:w="55" w:type="dxa"/>
+              <w:left w:w="85" w:type="dxa"/>
+              <w:bottom w:w="55" w:type="dxa"/>
+              <w:right w:w="85" w:type="dxa"/>
+            </w:tcMar>
+            <w:vAlign w:val="center"/>
+          </w:tcPr>
+          <w:p>
+            <w:pPr>
+              <w:spacing w:line="250" w:lineRule="auto"/>
+              <w:jc w:val="center"/>
+            </w:pPr>
+            <w:r>
+              <w:rPr>
+                <w:rFonts w:ascii="Arial" w:eastAsia="Arial" w:hAnsi="Arial" w:cs="Arial"/>
+                <w:b/>
+                <w:bCs/>
+                <w:color w:val="FFFFFF"/>
+                <w:sz w:val="15"/>
+                <w:szCs w:val="15"/>
+              </w:rPr>
+              <w:t>Situación</w:t>
+            </w:r>
+          </w:p>
+        </w:tc>
+        <w:tc>
+          <w:tcPr>
+            <w:tcW w:w="2286" w:type="dxa"/>
+            <w:tcBorders>
+              <w:top w:val="single" w:sz="4" w:space="0" w:color="B8C2CC"/>
+              <w:left w:val="single" w:sz="4" w:space="0" w:color="B8C2CC"/>
+              <w:bottom w:val="single" w:sz="4" w:space="0" w:color="B8C2CC"/>
+              <w:right w:val="single" w:sz="4" w:space="0" w:color="B8C2CC"/>
+            </w:tcBorders>
+            <w:shd w:val="clear" w:color="auto" w:fill="1F3864"/>
+            <w:tcMar>
+              <w:top w:w="55" w:type="dxa"/>
+              <w:left w:w="85" w:type="dxa"/>
+              <w:bottom w:w="55" w:type="dxa"/>
+              <w:right w:w="85" w:type="dxa"/>
+            </w:tcMar>
+            <w:vAlign w:val="center"/>
+          </w:tcPr>
+          <w:p>
+            <w:pPr>
+              <w:spacing w:line="250" w:lineRule="auto"/>
+              <w:jc w:val="center"/>
+            </w:pPr>
+            <w:r>
+              <w:rPr>
+                <w:rFonts w:ascii="Arial" w:eastAsia="Arial" w:hAnsi="Arial" w:cs="Arial"/>
+                <w:b/>
+                <w:bCs/>
+                <w:color w:val="FFFFFF"/>
+                <w:sz w:val="15"/>
+                <w:szCs w:val="15"/>
+              </w:rPr>
+              <w:t>Evidencia</w:t>
             </w:r>
           </w:p>
         </w:tc>
@@ -7224,68 +7330,129 @@
         </w:trPr>
         <w:tc>
           <w:tcPr>
-            <w:tcW w:w="2636" w:type="dxa"/>
-            <w:tcBorders>
-              <w:top w:val="single" w:sz="4" w:space="0" w:color="B8C2CC"/>
-              <w:left w:val="single" w:sz="4" w:space="0" w:color="B8C2CC"/>
-              <w:bottom w:val="single" w:sz="4" w:space="0" w:color="B8C2CC"/>
-              <w:right w:val="single" w:sz="4" w:space="0" w:color="B8C2CC"/>
-            </w:tcBorders>
-            <w:shd w:val="clear" w:color="auto" w:fill="EEF2F7"/>
-            <w:tcMar>
-              <w:top w:w="55" w:type="dxa"/>
-              <w:left w:w="85" w:type="dxa"/>
-              <w:bottom w:w="55" w:type="dxa"/>
-              <w:right w:w="85" w:type="dxa"/>
-            </w:tcMar>
-            <w:vAlign w:val="center"/>
-          </w:tcPr>
-          <w:p>
-            <w:pPr>
-              <w:spacing w:line="250" w:lineRule="auto"/>
-            </w:pPr>
-            <w:r>
-              <w:rPr>
-                <w:rFonts w:ascii="Arial" w:eastAsia="Arial" w:hAnsi="Arial" w:cs="Arial"/>
-                <w:b/>
-                <w:bCs/>
-                <w:color w:val="1F3864"/>
-                <w:sz w:val="18"/>
-                <w:szCs w:val="18"/>
-              </w:rPr>
-              <w:t>Entregable</w:t>
-            </w:r>
-          </w:p>
-        </w:tc>
-        <w:tc>
-          <w:tcPr>
-            <w:tcW w:w="6151" w:type="dxa"/>
-            <w:tcBorders>
-              <w:top w:val="single" w:sz="4" w:space="0" w:color="B8C2CC"/>
-              <w:left w:val="single" w:sz="4" w:space="0" w:color="B8C2CC"/>
-              <w:bottom w:val="single" w:sz="4" w:space="0" w:color="B8C2CC"/>
-              <w:right w:val="single" w:sz="4" w:space="0" w:color="B8C2CC"/>
-            </w:tcBorders>
-            <w:tcMar>
-              <w:top w:w="55" w:type="dxa"/>
-              <w:left w:w="85" w:type="dxa"/>
-              <w:bottom w:w="55" w:type="dxa"/>
-              <w:right w:w="85" w:type="dxa"/>
-            </w:tcMar>
-            <w:vAlign w:val="center"/>
-          </w:tcPr>
-          <w:p>
-            <w:pPr>
-              <w:spacing w:line="250" w:lineRule="auto"/>
-            </w:pPr>
-            <w:r>
-              <w:rPr>
-                <w:rFonts w:ascii="Arial" w:eastAsia="Arial" w:hAnsi="Arial" w:cs="Arial"/>
-                <w:color w:val="1A1A1A"/>
-                <w:sz w:val="18"/>
-                <w:szCs w:val="18"/>
-              </w:rPr>
-              <w:t>Prototipo validado</w:t>
+            <w:tcW w:w="1933" w:type="dxa"/>
+            <w:tcBorders>
+              <w:top w:val="single" w:sz="4" w:space="0" w:color="B8C2CC"/>
+              <w:left w:val="single" w:sz="4" w:space="0" w:color="B8C2CC"/>
+              <w:bottom w:val="single" w:sz="4" w:space="0" w:color="B8C2CC"/>
+              <w:right w:val="single" w:sz="4" w:space="0" w:color="B8C2CC"/>
+            </w:tcBorders>
+            <w:tcMar>
+              <w:top w:w="55" w:type="dxa"/>
+              <w:left w:w="85" w:type="dxa"/>
+              <w:bottom w:w="55" w:type="dxa"/>
+              <w:right w:w="85" w:type="dxa"/>
+            </w:tcMar>
+            <w:vAlign w:val="center"/>
+          </w:tcPr>
+          <w:p>
+            <w:pPr>
+              <w:spacing w:line="250" w:lineRule="auto"/>
+            </w:pPr>
+            <w:r>
+              <w:rPr>
+                <w:rFonts w:ascii="Arial" w:eastAsia="Arial" w:hAnsi="Arial" w:cs="Arial"/>
+                <w:color w:val="1A1A1A"/>
+                <w:sz w:val="15"/>
+                <w:szCs w:val="15"/>
+              </w:rPr>
+              <w:t>1.4.2.1 Diseño de la interfaz</w:t>
+            </w:r>
+          </w:p>
+        </w:tc>
+        <w:tc>
+          <w:tcPr>
+            <w:tcW w:w="2460" w:type="dxa"/>
+            <w:tcBorders>
+              <w:top w:val="single" w:sz="4" w:space="0" w:color="B8C2CC"/>
+              <w:left w:val="single" w:sz="4" w:space="0" w:color="B8C2CC"/>
+              <w:bottom w:val="single" w:sz="4" w:space="0" w:color="B8C2CC"/>
+              <w:right w:val="single" w:sz="4" w:space="0" w:color="B8C2CC"/>
+            </w:tcBorders>
+            <w:tcMar>
+              <w:top w:w="55" w:type="dxa"/>
+              <w:left w:w="85" w:type="dxa"/>
+              <w:bottom w:w="55" w:type="dxa"/>
+              <w:right w:w="85" w:type="dxa"/>
+            </w:tcMar>
+            <w:vAlign w:val="center"/>
+          </w:tcPr>
+          <w:p>
+            <w:pPr>
+              <w:spacing w:line="250" w:lineRule="auto"/>
+            </w:pPr>
+            <w:r>
+              <w:rPr>
+                <w:rFonts w:ascii="Arial" w:eastAsia="Arial" w:hAnsi="Arial" w:cs="Arial"/>
+                <w:color w:val="1A1A1A"/>
+                <w:sz w:val="15"/>
+                <w:szCs w:val="15"/>
+              </w:rPr>
+              <w:t>Maquetas aprobadas por el equipo y mostradas a docentes antes de desarrollar.</w:t>
+            </w:r>
+          </w:p>
+        </w:tc>
+        <w:tc>
+          <w:tcPr>
+            <w:tcW w:w="2108" w:type="dxa"/>
+            <w:tcBorders>
+              <w:top w:val="single" w:sz="4" w:space="0" w:color="B8C2CC"/>
+              <w:left w:val="single" w:sz="4" w:space="0" w:color="B8C2CC"/>
+              <w:bottom w:val="single" w:sz="4" w:space="0" w:color="B8C2CC"/>
+              <w:right w:val="single" w:sz="4" w:space="0" w:color="B8C2CC"/>
+            </w:tcBorders>
+            <w:tcMar>
+              <w:top w:w="55" w:type="dxa"/>
+              <w:left w:w="85" w:type="dxa"/>
+              <w:bottom w:w="55" w:type="dxa"/>
+              <w:right w:w="85" w:type="dxa"/>
+            </w:tcMar>
+            <w:vAlign w:val="center"/>
+          </w:tcPr>
+          <w:p>
+            <w:pPr>
+              <w:spacing w:line="250" w:lineRule="auto"/>
+            </w:pPr>
+            <w:r>
+              <w:rPr>
+                <w:rFonts w:ascii="Arial" w:eastAsia="Arial" w:hAnsi="Arial" w:cs="Arial"/>
+                <w:color w:val="1A1A1A"/>
+                <w:sz w:val="15"/>
+                <w:szCs w:val="15"/>
+              </w:rPr>
+              <w:t>Cumplido en parte: falta mostrarlo a los docentes.</w:t>
+            </w:r>
+          </w:p>
+        </w:tc>
+        <w:tc>
+          <w:tcPr>
+            <w:tcW w:w="2286" w:type="dxa"/>
+            <w:tcBorders>
+              <w:top w:val="single" w:sz="4" w:space="0" w:color="B8C2CC"/>
+              <w:left w:val="single" w:sz="4" w:space="0" w:color="B8C2CC"/>
+              <w:bottom w:val="single" w:sz="4" w:space="0" w:color="B8C2CC"/>
+              <w:right w:val="single" w:sz="4" w:space="0" w:color="B8C2CC"/>
+            </w:tcBorders>
+            <w:tcMar>
+              <w:top w:w="55" w:type="dxa"/>
+              <w:left w:w="85" w:type="dxa"/>
+              <w:bottom w:w="55" w:type="dxa"/>
+              <w:right w:w="85" w:type="dxa"/>
+            </w:tcMar>
+            <w:vAlign w:val="center"/>
+          </w:tcPr>
+          <w:p>
+            <w:pPr>
+              <w:spacing w:line="250" w:lineRule="auto"/>
+            </w:pPr>
+            <w:r>
+              <w:rPr>
+                <w:rFonts w:ascii="Arial" w:eastAsia="Arial" w:hAnsi="Arial" w:cs="Arial"/>
+                <w:color w:val="1A1A1A"/>
+                <w:sz w:val="15"/>
+                <w:szCs w:val="15"/>
+              </w:rPr>
+              <w:t>Prototipo navegable en línea.</w:t>
             </w:r>
           </w:p>
         </w:tc>
@@ -7302,68 +7469,133 @@
         </w:trPr>
         <w:tc>
           <w:tcPr>
-            <w:tcW w:w="2636" w:type="dxa"/>
-            <w:tcBorders>
-              <w:top w:val="single" w:sz="4" w:space="0" w:color="B8C2CC"/>
-              <w:left w:val="single" w:sz="4" w:space="0" w:color="B8C2CC"/>
-              <w:bottom w:val="single" w:sz="4" w:space="0" w:color="B8C2CC"/>
-              <w:right w:val="single" w:sz="4" w:space="0" w:color="B8C2CC"/>
-            </w:tcBorders>
-            <w:shd w:val="clear" w:color="auto" w:fill="EEF2F7"/>
-            <w:tcMar>
-              <w:top w:w="55" w:type="dxa"/>
-              <w:left w:w="85" w:type="dxa"/>
-              <w:bottom w:w="55" w:type="dxa"/>
-              <w:right w:w="85" w:type="dxa"/>
-            </w:tcMar>
-            <w:vAlign w:val="center"/>
-          </w:tcPr>
-          <w:p>
-            <w:pPr>
-              <w:spacing w:line="250" w:lineRule="auto"/>
-            </w:pPr>
-            <w:r>
-              <w:rPr>
-                <w:rFonts w:ascii="Arial" w:eastAsia="Arial" w:hAnsi="Arial" w:cs="Arial"/>
-                <w:b/>
-                <w:bCs/>
-                <w:color w:val="1F3864"/>
-                <w:sz w:val="18"/>
-                <w:szCs w:val="18"/>
-              </w:rPr>
-              <w:t>Criterio de aceptación</w:t>
-            </w:r>
-          </w:p>
-        </w:tc>
-        <w:tc>
-          <w:tcPr>
-            <w:tcW w:w="6151" w:type="dxa"/>
-            <w:tcBorders>
-              <w:top w:val="single" w:sz="4" w:space="0" w:color="B8C2CC"/>
-              <w:left w:val="single" w:sz="4" w:space="0" w:color="B8C2CC"/>
-              <w:bottom w:val="single" w:sz="4" w:space="0" w:color="B8C2CC"/>
-              <w:right w:val="single" w:sz="4" w:space="0" w:color="B8C2CC"/>
-            </w:tcBorders>
-            <w:tcMar>
-              <w:top w:w="55" w:type="dxa"/>
-              <w:left w:w="85" w:type="dxa"/>
-              <w:bottom w:w="55" w:type="dxa"/>
-              <w:right w:w="85" w:type="dxa"/>
-            </w:tcMar>
-            <w:vAlign w:val="center"/>
-          </w:tcPr>
-          <w:p>
-            <w:pPr>
-              <w:spacing w:line="250" w:lineRule="auto"/>
-            </w:pPr>
-            <w:r>
-              <w:rPr>
-                <w:rFonts w:ascii="Arial" w:eastAsia="Arial" w:hAnsi="Arial" w:cs="Arial"/>
-                <w:color w:val="1A1A1A"/>
-                <w:sz w:val="18"/>
-                <w:szCs w:val="18"/>
-              </w:rPr>
-              <w:t>Maquetas aprobadas por el equipo y mostradas a docentes antes de desarrollar.</w:t>
+            <w:tcW w:w="1933" w:type="dxa"/>
+            <w:tcBorders>
+              <w:top w:val="single" w:sz="4" w:space="0" w:color="B8C2CC"/>
+              <w:left w:val="single" w:sz="4" w:space="0" w:color="B8C2CC"/>
+              <w:bottom w:val="single" w:sz="4" w:space="0" w:color="B8C2CC"/>
+              <w:right w:val="single" w:sz="4" w:space="0" w:color="B8C2CC"/>
+            </w:tcBorders>
+            <w:shd w:val="clear" w:color="auto" w:fill="F5F7FA"/>
+            <w:tcMar>
+              <w:top w:w="55" w:type="dxa"/>
+              <w:left w:w="85" w:type="dxa"/>
+              <w:bottom w:w="55" w:type="dxa"/>
+              <w:right w:w="85" w:type="dxa"/>
+            </w:tcMar>
+            <w:vAlign w:val="center"/>
+          </w:tcPr>
+          <w:p>
+            <w:pPr>
+              <w:spacing w:line="250" w:lineRule="auto"/>
+            </w:pPr>
+            <w:r>
+              <w:rPr>
+                <w:rFonts w:ascii="Arial" w:eastAsia="Arial" w:hAnsi="Arial" w:cs="Arial"/>
+                <w:color w:val="1A1A1A"/>
+                <w:sz w:val="15"/>
+                <w:szCs w:val="15"/>
+              </w:rPr>
+              <w:t>1.2.1 Integración de datos</w:t>
+            </w:r>
+          </w:p>
+        </w:tc>
+        <w:tc>
+          <w:tcPr>
+            <w:tcW w:w="2460" w:type="dxa"/>
+            <w:tcBorders>
+              <w:top w:val="single" w:sz="4" w:space="0" w:color="B8C2CC"/>
+              <w:left w:val="single" w:sz="4" w:space="0" w:color="B8C2CC"/>
+              <w:bottom w:val="single" w:sz="4" w:space="0" w:color="B8C2CC"/>
+              <w:right w:val="single" w:sz="4" w:space="0" w:color="B8C2CC"/>
+            </w:tcBorders>
+            <w:shd w:val="clear" w:color="auto" w:fill="F5F7FA"/>
+            <w:tcMar>
+              <w:top w:w="55" w:type="dxa"/>
+              <w:left w:w="85" w:type="dxa"/>
+              <w:bottom w:w="55" w:type="dxa"/>
+              <w:right w:w="85" w:type="dxa"/>
+            </w:tcMar>
+            <w:vAlign w:val="center"/>
+          </w:tcPr>
+          <w:p>
+            <w:pPr>
+              <w:spacing w:line="250" w:lineRule="auto"/>
+            </w:pPr>
+            <w:r>
+              <w:rPr>
+                <w:rFonts w:ascii="Arial" w:eastAsia="Arial" w:hAnsi="Arial" w:cs="Arial"/>
+                <w:color w:val="1A1A1A"/>
+                <w:sz w:val="15"/>
+                <w:szCs w:val="15"/>
+              </w:rPr>
+              <w:t>Carga sin duplicados, validada con reconciliación en tres fechas.</w:t>
+            </w:r>
+          </w:p>
+        </w:tc>
+        <w:tc>
+          <w:tcPr>
+            <w:tcW w:w="2108" w:type="dxa"/>
+            <w:tcBorders>
+              <w:top w:val="single" w:sz="4" w:space="0" w:color="B8C2CC"/>
+              <w:left w:val="single" w:sz="4" w:space="0" w:color="B8C2CC"/>
+              <w:bottom w:val="single" w:sz="4" w:space="0" w:color="B8C2CC"/>
+              <w:right w:val="single" w:sz="4" w:space="0" w:color="B8C2CC"/>
+            </w:tcBorders>
+            <w:shd w:val="clear" w:color="auto" w:fill="F5F7FA"/>
+            <w:tcMar>
+              <w:top w:w="55" w:type="dxa"/>
+              <w:left w:w="85" w:type="dxa"/>
+              <w:bottom w:w="55" w:type="dxa"/>
+              <w:right w:w="85" w:type="dxa"/>
+            </w:tcMar>
+            <w:vAlign w:val="center"/>
+          </w:tcPr>
+          <w:p>
+            <w:pPr>
+              <w:spacing w:line="250" w:lineRule="auto"/>
+            </w:pPr>
+            <w:r>
+              <w:rPr>
+                <w:rFonts w:ascii="Arial" w:eastAsia="Arial" w:hAnsi="Arial" w:cs="Arial"/>
+                <w:color w:val="1A1A1A"/>
+                <w:sz w:val="15"/>
+                <w:szCs w:val="15"/>
+              </w:rPr>
+              <w:t>Cumplido en parte: reconciliación correcta en una fecha, con el registro de un docente.</w:t>
+            </w:r>
+          </w:p>
+        </w:tc>
+        <w:tc>
+          <w:tcPr>
+            <w:tcW w:w="2286" w:type="dxa"/>
+            <w:tcBorders>
+              <w:top w:val="single" w:sz="4" w:space="0" w:color="B8C2CC"/>
+              <w:left w:val="single" w:sz="4" w:space="0" w:color="B8C2CC"/>
+              <w:bottom w:val="single" w:sz="4" w:space="0" w:color="B8C2CC"/>
+              <w:right w:val="single" w:sz="4" w:space="0" w:color="B8C2CC"/>
+            </w:tcBorders>
+            <w:shd w:val="clear" w:color="auto" w:fill="F5F7FA"/>
+            <w:tcMar>
+              <w:top w:w="55" w:type="dxa"/>
+              <w:left w:w="85" w:type="dxa"/>
+              <w:bottom w:w="55" w:type="dxa"/>
+              <w:right w:w="85" w:type="dxa"/>
+            </w:tcMar>
+            <w:vAlign w:val="center"/>
+          </w:tcPr>
+          <w:p>
+            <w:pPr>
+              <w:spacing w:line="250" w:lineRule="auto"/>
+            </w:pPr>
+            <w:r>
+              <w:rPr>
+                <w:rFonts w:ascii="Arial" w:eastAsia="Arial" w:hAnsi="Arial" w:cs="Arial"/>
+                <w:color w:val="1A1A1A"/>
+                <w:sz w:val="15"/>
+                <w:szCs w:val="15"/>
+              </w:rPr>
+              <w:t>Resultado de la carga y bitácora de cargas.</w:t>
             </w:r>
           </w:p>
         </w:tc>
@@ -7380,146 +7612,129 @@
         </w:trPr>
         <w:tc>
           <w:tcPr>
-            <w:tcW w:w="2636" w:type="dxa"/>
-            <w:tcBorders>
-              <w:top w:val="single" w:sz="4" w:space="0" w:color="B8C2CC"/>
-              <w:left w:val="single" w:sz="4" w:space="0" w:color="B8C2CC"/>
-              <w:bottom w:val="single" w:sz="4" w:space="0" w:color="B8C2CC"/>
-              <w:right w:val="single" w:sz="4" w:space="0" w:color="B8C2CC"/>
-            </w:tcBorders>
-            <w:shd w:val="clear" w:color="auto" w:fill="EEF2F7"/>
-            <w:tcMar>
-              <w:top w:w="55" w:type="dxa"/>
-              <w:left w:w="85" w:type="dxa"/>
-              <w:bottom w:w="55" w:type="dxa"/>
-              <w:right w:w="85" w:type="dxa"/>
-            </w:tcMar>
-            <w:vAlign w:val="center"/>
-          </w:tcPr>
-          <w:p>
-            <w:pPr>
-              <w:spacing w:line="250" w:lineRule="auto"/>
-            </w:pPr>
-            <w:r>
-              <w:rPr>
-                <w:rFonts w:ascii="Arial" w:eastAsia="Arial" w:hAnsi="Arial" w:cs="Arial"/>
-                <w:b/>
-                <w:bCs/>
-                <w:color w:val="1F3864"/>
-                <w:sz w:val="18"/>
-                <w:szCs w:val="18"/>
-              </w:rPr>
-              <w:t>Situación del criterio</w:t>
-            </w:r>
-          </w:p>
-        </w:tc>
-        <w:tc>
-          <w:tcPr>
-            <w:tcW w:w="6151" w:type="dxa"/>
-            <w:tcBorders>
-              <w:top w:val="single" w:sz="4" w:space="0" w:color="B8C2CC"/>
-              <w:left w:val="single" w:sz="4" w:space="0" w:color="B8C2CC"/>
-              <w:bottom w:val="single" w:sz="4" w:space="0" w:color="B8C2CC"/>
-              <w:right w:val="single" w:sz="4" w:space="0" w:color="B8C2CC"/>
-            </w:tcBorders>
-            <w:tcMar>
-              <w:top w:w="55" w:type="dxa"/>
-              <w:left w:w="85" w:type="dxa"/>
-              <w:bottom w:w="55" w:type="dxa"/>
-              <w:right w:w="85" w:type="dxa"/>
-            </w:tcMar>
-            <w:vAlign w:val="center"/>
-          </w:tcPr>
-          <w:p>
-            <w:pPr>
-              <w:spacing w:line="250" w:lineRule="auto"/>
-            </w:pPr>
-            <w:r>
-              <w:rPr>
-                <w:rFonts w:ascii="Arial" w:eastAsia="Arial" w:hAnsi="Arial" w:cs="Arial"/>
-                <w:color w:val="1A1A1A"/>
-                <w:sz w:val="18"/>
-                <w:szCs w:val="18"/>
-              </w:rPr>
-              <w:t>Cumplido en parte: el equipo lo aprobó; falta mostrarlo a los docentes y recoger sus observaciones.</w:t>
-            </w:r>
-          </w:p>
-        </w:tc>
-      </w:tr>
-      <w:tr>
-        <w:tblPrEx>
-          <w:tblCellMar>
-            <w:top w:w="0" w:type="dxa"/>
-            <w:bottom w:w="0" w:type="dxa"/>
-          </w:tblCellMar>
-        </w:tblPrEx>
-        <w:trPr>
-          <w:cantSplit/>
-        </w:trPr>
-        <w:tc>
-          <w:tcPr>
-            <w:tcW w:w="2636" w:type="dxa"/>
-            <w:tcBorders>
-              <w:top w:val="single" w:sz="4" w:space="0" w:color="B8C2CC"/>
-              <w:left w:val="single" w:sz="4" w:space="0" w:color="B8C2CC"/>
-              <w:bottom w:val="single" w:sz="4" w:space="0" w:color="B8C2CC"/>
-              <w:right w:val="single" w:sz="4" w:space="0" w:color="B8C2CC"/>
-            </w:tcBorders>
-            <w:shd w:val="clear" w:color="auto" w:fill="EEF2F7"/>
-            <w:tcMar>
-              <w:top w:w="55" w:type="dxa"/>
-              <w:left w:w="85" w:type="dxa"/>
-              <w:bottom w:w="55" w:type="dxa"/>
-              <w:right w:w="85" w:type="dxa"/>
-            </w:tcMar>
-            <w:vAlign w:val="center"/>
-          </w:tcPr>
-          <w:p>
-            <w:pPr>
-              <w:spacing w:line="250" w:lineRule="auto"/>
-            </w:pPr>
-            <w:r>
-              <w:rPr>
-                <w:rFonts w:ascii="Arial" w:eastAsia="Arial" w:hAnsi="Arial" w:cs="Arial"/>
-                <w:b/>
-                <w:bCs/>
-                <w:color w:val="1F3864"/>
-                <w:sz w:val="18"/>
-                <w:szCs w:val="18"/>
-              </w:rPr>
-              <w:t>Evidencia</w:t>
-            </w:r>
-          </w:p>
-        </w:tc>
-        <w:tc>
-          <w:tcPr>
-            <w:tcW w:w="6151" w:type="dxa"/>
-            <w:tcBorders>
-              <w:top w:val="single" w:sz="4" w:space="0" w:color="B8C2CC"/>
-              <w:left w:val="single" w:sz="4" w:space="0" w:color="B8C2CC"/>
-              <w:bottom w:val="single" w:sz="4" w:space="0" w:color="B8C2CC"/>
-              <w:right w:val="single" w:sz="4" w:space="0" w:color="B8C2CC"/>
-            </w:tcBorders>
-            <w:tcMar>
-              <w:top w:w="55" w:type="dxa"/>
-              <w:left w:w="85" w:type="dxa"/>
-              <w:bottom w:w="55" w:type="dxa"/>
-              <w:right w:w="85" w:type="dxa"/>
-            </w:tcMar>
-            <w:vAlign w:val="center"/>
-          </w:tcPr>
-          <w:p>
-            <w:pPr>
-              <w:spacing w:line="250" w:lineRule="auto"/>
-            </w:pPr>
-            <w:r>
-              <w:rPr>
-                <w:rFonts w:ascii="Arial" w:eastAsia="Arial" w:hAnsi="Arial" w:cs="Arial"/>
-                <w:color w:val="1A1A1A"/>
-                <w:sz w:val="18"/>
-                <w:szCs w:val="18"/>
-              </w:rPr>
-              <w:t>Prototipo navegable en línea, conectado a la API, con el simulador usando el modelo.</w:t>
+            <w:tcW w:w="1933" w:type="dxa"/>
+            <w:tcBorders>
+              <w:top w:val="single" w:sz="4" w:space="0" w:color="B8C2CC"/>
+              <w:left w:val="single" w:sz="4" w:space="0" w:color="B8C2CC"/>
+              <w:bottom w:val="single" w:sz="4" w:space="0" w:color="B8C2CC"/>
+              <w:right w:val="single" w:sz="4" w:space="0" w:color="B8C2CC"/>
+            </w:tcBorders>
+            <w:tcMar>
+              <w:top w:w="55" w:type="dxa"/>
+              <w:left w:w="85" w:type="dxa"/>
+              <w:bottom w:w="55" w:type="dxa"/>
+              <w:right w:w="85" w:type="dxa"/>
+            </w:tcMar>
+            <w:vAlign w:val="center"/>
+          </w:tcPr>
+          <w:p>
+            <w:pPr>
+              <w:spacing w:line="250" w:lineRule="auto"/>
+            </w:pPr>
+            <w:r>
+              <w:rPr>
+                <w:rFonts w:ascii="Arial" w:eastAsia="Arial" w:hAnsi="Arial" w:cs="Arial"/>
+                <w:color w:val="1A1A1A"/>
+                <w:sz w:val="15"/>
+                <w:szCs w:val="15"/>
+              </w:rPr>
+              <w:t>1.2.2 Calidad de datos</w:t>
+            </w:r>
+          </w:p>
+        </w:tc>
+        <w:tc>
+          <w:tcPr>
+            <w:tcW w:w="2460" w:type="dxa"/>
+            <w:tcBorders>
+              <w:top w:val="single" w:sz="4" w:space="0" w:color="B8C2CC"/>
+              <w:left w:val="single" w:sz="4" w:space="0" w:color="B8C2CC"/>
+              <w:bottom w:val="single" w:sz="4" w:space="0" w:color="B8C2CC"/>
+              <w:right w:val="single" w:sz="4" w:space="0" w:color="B8C2CC"/>
+            </w:tcBorders>
+            <w:tcMar>
+              <w:top w:w="55" w:type="dxa"/>
+              <w:left w:w="85" w:type="dxa"/>
+              <w:bottom w:w="55" w:type="dxa"/>
+              <w:right w:w="85" w:type="dxa"/>
+            </w:tcMar>
+            <w:vAlign w:val="center"/>
+          </w:tcPr>
+          <w:p>
+            <w:pPr>
+              <w:spacing w:line="250" w:lineRule="auto"/>
+            </w:pPr>
+            <w:r>
+              <w:rPr>
+                <w:rFonts w:ascii="Arial" w:eastAsia="Arial" w:hAnsi="Arial" w:cs="Arial"/>
+                <w:color w:val="1A1A1A"/>
+                <w:sz w:val="15"/>
+                <w:szCs w:val="15"/>
+              </w:rPr>
+              <w:t>Sin vacíos críticos, duplicados ni inconsistencias; reporte de calidad.</w:t>
+            </w:r>
+          </w:p>
+        </w:tc>
+        <w:tc>
+          <w:tcPr>
+            <w:tcW w:w="2108" w:type="dxa"/>
+            <w:tcBorders>
+              <w:top w:val="single" w:sz="4" w:space="0" w:color="B8C2CC"/>
+              <w:left w:val="single" w:sz="4" w:space="0" w:color="B8C2CC"/>
+              <w:bottom w:val="single" w:sz="4" w:space="0" w:color="B8C2CC"/>
+              <w:right w:val="single" w:sz="4" w:space="0" w:color="B8C2CC"/>
+            </w:tcBorders>
+            <w:tcMar>
+              <w:top w:w="55" w:type="dxa"/>
+              <w:left w:w="85" w:type="dxa"/>
+              <w:bottom w:w="55" w:type="dxa"/>
+              <w:right w:w="85" w:type="dxa"/>
+            </w:tcMar>
+            <w:vAlign w:val="center"/>
+          </w:tcPr>
+          <w:p>
+            <w:pPr>
+              <w:spacing w:line="250" w:lineRule="auto"/>
+            </w:pPr>
+            <w:r>
+              <w:rPr>
+                <w:rFonts w:ascii="Arial" w:eastAsia="Arial" w:hAnsi="Arial" w:cs="Arial"/>
+                <w:color w:val="1A1A1A"/>
+                <w:sz w:val="15"/>
+                <w:szCs w:val="15"/>
+              </w:rPr>
+              <w:t>Cumplido en parte: reglas y reporte listos; faltan los datos completos.</w:t>
+            </w:r>
+          </w:p>
+        </w:tc>
+        <w:tc>
+          <w:tcPr>
+            <w:tcW w:w="2286" w:type="dxa"/>
+            <w:tcBorders>
+              <w:top w:val="single" w:sz="4" w:space="0" w:color="B8C2CC"/>
+              <w:left w:val="single" w:sz="4" w:space="0" w:color="B8C2CC"/>
+              <w:bottom w:val="single" w:sz="4" w:space="0" w:color="B8C2CC"/>
+              <w:right w:val="single" w:sz="4" w:space="0" w:color="B8C2CC"/>
+            </w:tcBorders>
+            <w:tcMar>
+              <w:top w:w="55" w:type="dxa"/>
+              <w:left w:w="85" w:type="dxa"/>
+              <w:bottom w:w="55" w:type="dxa"/>
+              <w:right w:w="85" w:type="dxa"/>
+            </w:tcMar>
+            <w:vAlign w:val="center"/>
+          </w:tcPr>
+          <w:p>
+            <w:pPr>
+              <w:spacing w:line="250" w:lineRule="auto"/>
+            </w:pPr>
+            <w:r>
+              <w:rPr>
+                <w:rFonts w:ascii="Arial" w:eastAsia="Arial" w:hAnsi="Arial" w:cs="Arial"/>
+                <w:color w:val="1A1A1A"/>
+                <w:sz w:val="15"/>
+                <w:szCs w:val="15"/>
+              </w:rPr>
+              <w:t>Reporte de calidad y ejecuciones nocturnas.</w:t>
             </w:r>
           </w:p>
         </w:tc>
@@ -7536,15 +7751,16 @@
         <w:jc w:val="both"/>
       </w:pPr>
       <w:r>
-        <w:t>Se eligió este paquete porque es el único cuyo resultado se puede mostrar funcionando hoy sin presentar como terminado algo que no lo está.</w:t>
+        <w:t>Son los paquetes cuyo resultado se puede mostrar funcionando hoy sin presentar como terminado algo que no lo está. Los de datos corresponden al Sprint 2 y se adelantaron con el registro de notas que el colegio ya había entregado.</w:t>
       </w:r>
     </w:p>
     <w:p>
       <w:pPr>
         <w:pStyle w:val="Ttulo1"/>
       </w:pPr>
-      <w:bookmarkStart w:id="3" w:name="_Toc242543504"/>
+      <w:bookmarkStart w:id="3" w:name="_Toc242545532"/>
       <w:r>
+        <w:lastRenderedPageBreak/>
         <w:t>4. Qué es real y qué es demostración</w:t>
       </w:r>
       <w:bookmarkEnd w:id="3"/>
@@ -7563,7 +7779,7 @@
           <w:sz w:val="18"/>
           <w:szCs w:val="18"/>
         </w:rPr>
-        <w:t xml:space="preserve">Tabla 3. </w:t>
+        <w:t xml:space="preserve">Tabla 4. </w:t>
       </w:r>
       <w:r>
         <w:rPr>
@@ -7591,7 +7807,7 @@
           <w:left w:w="10" w:type="dxa"/>
           <w:right w:w="10" w:type="dxa"/>
         </w:tblCellMar>
-        <w:tblLook w:val="0000" w:firstRow="0" w:lastRow="0" w:firstColumn="0" w:lastColumn="0" w:noHBand="0" w:noVBand="0"/>
+        <w:tblLook w:val="04A0" w:firstRow="1" w:lastRow="0" w:firstColumn="1" w:lastColumn="0" w:noHBand="0" w:noVBand="1"/>
       </w:tblPr>
       <w:tblGrid>
         <w:gridCol w:w="2460"/>
@@ -8092,7 +8308,6 @@
                 <w:sz w:val="18"/>
                 <w:szCs w:val="18"/>
               </w:rPr>
-              <w:lastRenderedPageBreak/>
               <w:t>Tres niveles de riesgo</w:t>
             </w:r>
           </w:p>
@@ -8205,7 +8420,7 @@
                 <w:sz w:val="18"/>
                 <w:szCs w:val="18"/>
               </w:rPr>
-              <w:t>Estudiantes y notas</w:t>
+              <w:t>Base de datos, carga y validación</w:t>
             </w:r>
           </w:p>
         </w:tc>
@@ -8218,7 +8433,7 @@
               <w:bottom w:val="single" w:sz="4" w:space="0" w:color="B8C2CC"/>
               <w:right w:val="single" w:sz="4" w:space="0" w:color="B8C2CC"/>
             </w:tcBorders>
-            <w:shd w:val="clear" w:color="auto" w:fill="FFE9A8"/>
+            <w:shd w:val="clear" w:color="auto" w:fill="CFEBD6"/>
             <w:tcMar>
               <w:top w:w="55" w:type="dxa"/>
               <w:left w:w="85" w:type="dxa"/>
@@ -8241,7 +8456,7 @@
                 <w:sz w:val="18"/>
                 <w:szCs w:val="18"/>
               </w:rPr>
-              <w:t>Ejemplo</w:t>
+              <w:t>Real</w:t>
             </w:r>
           </w:p>
         </w:tc>
@@ -8273,7 +8488,7 @@
                 <w:sz w:val="18"/>
                 <w:szCs w:val="18"/>
               </w:rPr>
-              <w:t>Cinco estudiantes ficticios. La base de datos está vacía.</w:t>
+              <w:t>La carga se probó con el registro real del colegio en un equipo del proyecto; la validación corre cada noche.</w:t>
             </w:r>
           </w:p>
         </w:tc>
@@ -8317,7 +8532,231 @@
                 <w:sz w:val="18"/>
                 <w:szCs w:val="18"/>
               </w:rPr>
-              <w:t>Modelo</w:t>
+              <w:t>Estudiantes y notas de la página pública</w:t>
+            </w:r>
+          </w:p>
+        </w:tc>
+        <w:tc>
+          <w:tcPr>
+            <w:tcW w:w="1581" w:type="dxa"/>
+            <w:tcBorders>
+              <w:top w:val="single" w:sz="4" w:space="0" w:color="B8C2CC"/>
+              <w:left w:val="single" w:sz="4" w:space="0" w:color="B8C2CC"/>
+              <w:bottom w:val="single" w:sz="4" w:space="0" w:color="B8C2CC"/>
+              <w:right w:val="single" w:sz="4" w:space="0" w:color="B8C2CC"/>
+            </w:tcBorders>
+            <w:shd w:val="clear" w:color="auto" w:fill="FFE9A8"/>
+            <w:tcMar>
+              <w:top w:w="55" w:type="dxa"/>
+              <w:left w:w="85" w:type="dxa"/>
+              <w:bottom w:w="55" w:type="dxa"/>
+              <w:right w:w="85" w:type="dxa"/>
+            </w:tcMar>
+            <w:vAlign w:val="center"/>
+          </w:tcPr>
+          <w:p>
+            <w:pPr>
+              <w:spacing w:line="250" w:lineRule="auto"/>
+              <w:jc w:val="center"/>
+            </w:pPr>
+            <w:r>
+              <w:rPr>
+                <w:rFonts w:ascii="Arial" w:eastAsia="Arial" w:hAnsi="Arial" w:cs="Arial"/>
+                <w:b/>
+                <w:bCs/>
+                <w:color w:val="1A1A1A"/>
+                <w:sz w:val="18"/>
+                <w:szCs w:val="18"/>
+              </w:rPr>
+              <w:t>Práctica</w:t>
+            </w:r>
+          </w:p>
+        </w:tc>
+        <w:tc>
+          <w:tcPr>
+            <w:tcW w:w="4746" w:type="dxa"/>
+            <w:tcBorders>
+              <w:top w:val="single" w:sz="4" w:space="0" w:color="B8C2CC"/>
+              <w:left w:val="single" w:sz="4" w:space="0" w:color="B8C2CC"/>
+              <w:bottom w:val="single" w:sz="4" w:space="0" w:color="B8C2CC"/>
+              <w:right w:val="single" w:sz="4" w:space="0" w:color="B8C2CC"/>
+            </w:tcBorders>
+            <w:shd w:val="clear" w:color="auto" w:fill="F5F7FA"/>
+            <w:tcMar>
+              <w:top w:w="55" w:type="dxa"/>
+              <w:left w:w="85" w:type="dxa"/>
+              <w:bottom w:w="55" w:type="dxa"/>
+              <w:right w:w="85" w:type="dxa"/>
+            </w:tcMar>
+            <w:vAlign w:val="center"/>
+          </w:tcPr>
+          <w:p>
+            <w:pPr>
+              <w:spacing w:line="250" w:lineRule="auto"/>
+            </w:pPr>
+            <w:r>
+              <w:rPr>
+                <w:rFonts w:ascii="Arial" w:eastAsia="Arial" w:hAnsi="Arial" w:cs="Arial"/>
+                <w:color w:val="1A1A1A"/>
+                <w:sz w:val="18"/>
+                <w:szCs w:val="18"/>
+              </w:rPr>
+              <w:t>Notas inventadas con la estructura del registro real: 45 estudiantes ficticios. Los datos reales no se publican sin el consentimiento de los apoderados.</w:t>
+            </w:r>
+          </w:p>
+        </w:tc>
+      </w:tr>
+      <w:tr>
+        <w:tblPrEx>
+          <w:tblCellMar>
+            <w:top w:w="0" w:type="dxa"/>
+            <w:bottom w:w="0" w:type="dxa"/>
+          </w:tblCellMar>
+        </w:tblPrEx>
+        <w:trPr>
+          <w:cantSplit/>
+        </w:trPr>
+        <w:tc>
+          <w:tcPr>
+            <w:tcW w:w="2460" w:type="dxa"/>
+            <w:tcBorders>
+              <w:top w:val="single" w:sz="4" w:space="0" w:color="B8C2CC"/>
+              <w:left w:val="single" w:sz="4" w:space="0" w:color="B8C2CC"/>
+              <w:bottom w:val="single" w:sz="4" w:space="0" w:color="B8C2CC"/>
+              <w:right w:val="single" w:sz="4" w:space="0" w:color="B8C2CC"/>
+            </w:tcBorders>
+            <w:tcMar>
+              <w:top w:w="55" w:type="dxa"/>
+              <w:left w:w="85" w:type="dxa"/>
+              <w:bottom w:w="55" w:type="dxa"/>
+              <w:right w:w="85" w:type="dxa"/>
+            </w:tcMar>
+            <w:vAlign w:val="center"/>
+          </w:tcPr>
+          <w:p>
+            <w:pPr>
+              <w:spacing w:line="250" w:lineRule="auto"/>
+            </w:pPr>
+            <w:r>
+              <w:rPr>
+                <w:rFonts w:ascii="Arial" w:eastAsia="Arial" w:hAnsi="Arial" w:cs="Arial"/>
+                <w:color w:val="1A1A1A"/>
+                <w:sz w:val="18"/>
+                <w:szCs w:val="18"/>
+              </w:rPr>
+              <w:t>Nivel de riesgo de cada estudiante</w:t>
+            </w:r>
+          </w:p>
+        </w:tc>
+        <w:tc>
+          <w:tcPr>
+            <w:tcW w:w="1581" w:type="dxa"/>
+            <w:tcBorders>
+              <w:top w:val="single" w:sz="4" w:space="0" w:color="B8C2CC"/>
+              <w:left w:val="single" w:sz="4" w:space="0" w:color="B8C2CC"/>
+              <w:bottom w:val="single" w:sz="4" w:space="0" w:color="B8C2CC"/>
+              <w:right w:val="single" w:sz="4" w:space="0" w:color="B8C2CC"/>
+            </w:tcBorders>
+            <w:shd w:val="clear" w:color="auto" w:fill="FFE9A8"/>
+            <w:tcMar>
+              <w:top w:w="55" w:type="dxa"/>
+              <w:left w:w="85" w:type="dxa"/>
+              <w:bottom w:w="55" w:type="dxa"/>
+              <w:right w:w="85" w:type="dxa"/>
+            </w:tcMar>
+            <w:vAlign w:val="center"/>
+          </w:tcPr>
+          <w:p>
+            <w:pPr>
+              <w:spacing w:line="250" w:lineRule="auto"/>
+              <w:jc w:val="center"/>
+            </w:pPr>
+            <w:r>
+              <w:rPr>
+                <w:rFonts w:ascii="Arial" w:eastAsia="Arial" w:hAnsi="Arial" w:cs="Arial"/>
+                <w:b/>
+                <w:bCs/>
+                <w:color w:val="1A1A1A"/>
+                <w:sz w:val="18"/>
+                <w:szCs w:val="18"/>
+              </w:rPr>
+              <w:t>Regla provisional</w:t>
+            </w:r>
+          </w:p>
+        </w:tc>
+        <w:tc>
+          <w:tcPr>
+            <w:tcW w:w="4746" w:type="dxa"/>
+            <w:tcBorders>
+              <w:top w:val="single" w:sz="4" w:space="0" w:color="B8C2CC"/>
+              <w:left w:val="single" w:sz="4" w:space="0" w:color="B8C2CC"/>
+              <w:bottom w:val="single" w:sz="4" w:space="0" w:color="B8C2CC"/>
+              <w:right w:val="single" w:sz="4" w:space="0" w:color="B8C2CC"/>
+            </w:tcBorders>
+            <w:tcMar>
+              <w:top w:w="55" w:type="dxa"/>
+              <w:left w:w="85" w:type="dxa"/>
+              <w:bottom w:w="55" w:type="dxa"/>
+              <w:right w:w="85" w:type="dxa"/>
+            </w:tcMar>
+            <w:vAlign w:val="center"/>
+          </w:tcPr>
+          <w:p>
+            <w:pPr>
+              <w:spacing w:line="250" w:lineRule="auto"/>
+            </w:pPr>
+            <w:r>
+              <w:rPr>
+                <w:rFonts w:ascii="Arial" w:eastAsia="Arial" w:hAnsi="Arial" w:cs="Arial"/>
+                <w:color w:val="1A1A1A"/>
+                <w:sz w:val="18"/>
+                <w:szCs w:val="18"/>
+              </w:rPr>
+              <w:t>Regla simple y visible, no Machine Learning. Será la referencia contra la que se compare el modelo.</w:t>
+            </w:r>
+          </w:p>
+        </w:tc>
+      </w:tr>
+      <w:tr>
+        <w:tblPrEx>
+          <w:tblCellMar>
+            <w:top w:w="0" w:type="dxa"/>
+            <w:bottom w:w="0" w:type="dxa"/>
+          </w:tblCellMar>
+        </w:tblPrEx>
+        <w:trPr>
+          <w:cantSplit/>
+        </w:trPr>
+        <w:tc>
+          <w:tcPr>
+            <w:tcW w:w="2460" w:type="dxa"/>
+            <w:tcBorders>
+              <w:top w:val="single" w:sz="4" w:space="0" w:color="B8C2CC"/>
+              <w:left w:val="single" w:sz="4" w:space="0" w:color="B8C2CC"/>
+              <w:bottom w:val="single" w:sz="4" w:space="0" w:color="B8C2CC"/>
+              <w:right w:val="single" w:sz="4" w:space="0" w:color="B8C2CC"/>
+            </w:tcBorders>
+            <w:shd w:val="clear" w:color="auto" w:fill="F5F7FA"/>
+            <w:tcMar>
+              <w:top w:w="55" w:type="dxa"/>
+              <w:left w:w="85" w:type="dxa"/>
+              <w:bottom w:w="55" w:type="dxa"/>
+              <w:right w:w="85" w:type="dxa"/>
+            </w:tcMar>
+            <w:vAlign w:val="center"/>
+          </w:tcPr>
+          <w:p>
+            <w:pPr>
+              <w:spacing w:line="250" w:lineRule="auto"/>
+            </w:pPr>
+            <w:r>
+              <w:rPr>
+                <w:rFonts w:ascii="Arial" w:eastAsia="Arial" w:hAnsi="Arial" w:cs="Arial"/>
+                <w:color w:val="1A1A1A"/>
+                <w:sz w:val="18"/>
+                <w:szCs w:val="18"/>
+              </w:rPr>
+              <w:t>Modelo del simulador</w:t>
             </w:r>
           </w:p>
         </w:tc>
@@ -8748,7 +9187,7 @@
           <w:left w:w="10" w:type="dxa"/>
           <w:right w:w="10" w:type="dxa"/>
         </w:tblCellMar>
-        <w:tblLook w:val="0000" w:firstRow="0" w:lastRow="0" w:firstColumn="0" w:lastColumn="0" w:noHBand="0" w:noVBand="0"/>
+        <w:tblLook w:val="04A0" w:firstRow="1" w:lastRow="0" w:firstColumn="1" w:lastColumn="0" w:noHBand="0" w:noVBand="1"/>
       </w:tblPr>
       <w:tblGrid>
         <w:gridCol w:w="8787"/>
@@ -8812,7 +9251,7 @@
       <w:pPr>
         <w:pStyle w:val="Ttulo1"/>
       </w:pPr>
-      <w:bookmarkStart w:id="4" w:name="_Toc242543505"/>
+      <w:bookmarkStart w:id="4" w:name="_Toc242545533"/>
       <w:r>
         <w:t>5. Ajustes aplicados al prototipo</w:t>
       </w:r>
@@ -8913,18 +9352,89 @@
     </w:p>
     <w:p>
       <w:pPr>
+        <w:pStyle w:val="Prrafodelista"/>
+        <w:numPr>
+          <w:ilvl w:val="0"/>
+          <w:numId w:val="2"/>
+        </w:numPr>
+        <w:spacing w:after="80" w:line="290" w:lineRule="auto"/>
+        <w:jc w:val="both"/>
+      </w:pPr>
+      <w:r>
+        <w:t>Base de datos nueva: los estudiantes se identifican por código y no se guardan nombres.</w:t>
+      </w:r>
+    </w:p>
+    <w:p>
+      <w:pPr>
+        <w:pStyle w:val="Prrafodelista"/>
+        <w:numPr>
+          <w:ilvl w:val="0"/>
+          <w:numId w:val="2"/>
+        </w:numPr>
+        <w:spacing w:after="80" w:line="290" w:lineRule="auto"/>
+        <w:jc w:val="both"/>
+      </w:pPr>
+      <w:r>
+        <w:lastRenderedPageBreak/>
+        <w:t>Carga del registro de notas del colegio, con anonimización, control de duplicados y reconciliación.</w:t>
+      </w:r>
+    </w:p>
+    <w:p>
+      <w:pPr>
+        <w:pStyle w:val="Prrafodelista"/>
+        <w:numPr>
+          <w:ilvl w:val="0"/>
+          <w:numId w:val="2"/>
+        </w:numPr>
+        <w:spacing w:after="80" w:line="290" w:lineRule="auto"/>
+        <w:jc w:val="both"/>
+      </w:pPr>
+      <w:r>
+        <w:t>Validación de los datos con ocho reglas, ejecutada cada noche por una tarea programada.</w:t>
+      </w:r>
+    </w:p>
+    <w:p>
+      <w:pPr>
+        <w:pStyle w:val="Prrafodelista"/>
+        <w:numPr>
+          <w:ilvl w:val="0"/>
+          <w:numId w:val="2"/>
+        </w:numPr>
+        <w:spacing w:after="80" w:line="290" w:lineRule="auto"/>
+        <w:jc w:val="both"/>
+      </w:pPr>
+      <w:r>
+        <w:t>Regla provisional del nivel de riesgo, en reemplazo de los valores de ejemplo.</w:t>
+      </w:r>
+    </w:p>
+    <w:p>
+      <w:pPr>
+        <w:pStyle w:val="Prrafodelista"/>
+        <w:numPr>
+          <w:ilvl w:val="0"/>
+          <w:numId w:val="2"/>
+        </w:numPr>
+        <w:spacing w:after="80" w:line="290" w:lineRule="auto"/>
+        <w:jc w:val="both"/>
+      </w:pPr>
+      <w:r>
+        <w:t>Documentos de arquitectura, de datos y variables, y de pruebas en el repositorio del sistema.</w:t>
+      </w:r>
+    </w:p>
+    <w:p>
+      <w:pPr>
         <w:spacing w:after="140" w:line="300" w:lineRule="auto"/>
         <w:jc w:val="both"/>
       </w:pPr>
       <w:r>
-        <w:t>No se cambió el modelo ni se agregaron datos: eso corresponde a los Sprints 2 y 3.</w:t>
+        <w:t>El modelo no se cambió: se entrena y valida con datos reales en el Sprint 3. La variable de pensiones ya no forma parte de los datos de los estudiantes.</w:t>
       </w:r>
     </w:p>
     <w:p>
       <w:pPr>
         <w:pStyle w:val="Ttulo1"/>
       </w:pPr>
-      <w:bookmarkStart w:id="5" w:name="_Toc242543506"/>
+      <w:bookmarkStart w:id="5" w:name="_Toc242545534"/>
       <w:r>
         <w:t>6. Guion de la demostración</w:t>
       </w:r>
@@ -8978,7 +9488,7 @@
         <w:t>Panel principal.</w:t>
       </w:r>
       <w:r>
-        <w:t xml:space="preserve"> Señalar el rótulo de demostración y explicar qué es de ejemplo. Mostrar la distribución por nivel de riesgo y las alertas.</w:t>
+        <w:t xml:space="preserve"> Señalar el rótulo de demostración y explicar qué es de práctica. Mostrar la tarjeta de datos y calidad, la distribución por nivel de riesgo y las alertas.</w:t>
       </w:r>
     </w:p>
     <w:p>
@@ -8999,7 +9509,7 @@
         <w:t>Estudiantes.</w:t>
       </w:r>
       <w:r>
-        <w:t xml:space="preserve"> Filtrar por nivel de riesgo y abrir la ficha de un estudiante.</w:t>
+        <w:t xml:space="preserve"> Filtrar por nivel de riesgo y abrir la ficha de un estudiante: se identifica por código y muestra el motivo de su nivel.</w:t>
       </w:r>
     </w:p>
     <w:p>
@@ -9038,11 +9548,10 @@
           <w:b/>
           <w:bCs/>
         </w:rPr>
-        <w:lastRenderedPageBreak/>
-        <w:t>Estado de la API.</w:t>
+        <w:t>Datos.</w:t>
       </w:r>
       <w:r>
-        <w:t xml:space="preserve"> Abrir la consulta de estado: origen de los datos «ejemplo», modelo cargado y tres niveles.</w:t>
+        <w:t xml:space="preserve"> Abrir la consulta de estado de la API (datos de práctica, periodos y regla provisional) y el historial de la validación nocturna en el repositorio.</w:t>
       </w:r>
     </w:p>
     <w:p>
@@ -9070,7 +9579,7 @@
       <w:pPr>
         <w:pStyle w:val="Ttulo1"/>
       </w:pPr>
-      <w:bookmarkStart w:id="6" w:name="_Toc242543507"/>
+      <w:bookmarkStart w:id="6" w:name="_Toc242545535"/>
       <w:r>
         <w:t>7. Qué sigue</w:t>
       </w:r>
@@ -9090,7 +9599,7 @@
           <w:sz w:val="18"/>
           <w:szCs w:val="18"/>
         </w:rPr>
-        <w:t xml:space="preserve">Tabla 4. </w:t>
+        <w:t xml:space="preserve">Tabla 5. </w:t>
       </w:r>
       <w:r>
         <w:rPr>
@@ -9118,7 +9627,7 @@
           <w:left w:w="10" w:type="dxa"/>
           <w:right w:w="10" w:type="dxa"/>
         </w:tblCellMar>
-        <w:tblLook w:val="0000" w:firstRow="0" w:lastRow="0" w:firstColumn="0" w:lastColumn="0" w:noHBand="0" w:noVBand="0"/>
+        <w:tblLook w:val="04A0" w:firstRow="1" w:lastRow="0" w:firstColumn="1" w:lastColumn="0" w:noHBand="0" w:noVBand="1"/>
       </w:tblPr>
       <w:tblGrid>
         <w:gridCol w:w="2284"/>
@@ -9457,7 +9966,7 @@
                 <w:sz w:val="18"/>
                 <w:szCs w:val="18"/>
               </w:rPr>
-              <w:t>Base de datos con notas reales del colegio; la página deja de usar datos de ejemplo.</w:t>
+              <w:t>Base gestionada en la nube con las notas reales del colegio, una vez resuelto el consentimiento; la página deja de usar datos de práctica.</w:t>
             </w:r>
           </w:p>
         </w:tc>
@@ -10085,10 +10594,118 @@
 <file path=word/numbering.xml><?xml version="1.0" encoding="utf-8"?>
 <w:numbering xmlns:wpc="http://schemas.microsoft.com/office/word/2010/wordprocessingCanvas" xmlns:cx="http://schemas.microsoft.com/office/drawing/2014/chartex" xmlns:cx1="http://schemas.microsoft.com/office/drawing/2015/9/8/chartex" xmlns:cx2="http://schemas.microsoft.com/office/drawing/2015/10/21/chartex" xmlns:cx3="http://schemas.microsoft.com/office/drawing/2016/5/9/chartex" xmlns:cx4="http://schemas.microsoft.com/office/drawing/2016/5/10/chartex" xmlns:cx5="http://schemas.microsoft.com/office/drawing/2016/5/11/chartex" xmlns:cx6="http://schemas.microsoft.com/office/drawing/2016/5/12/chartex" xmlns:cx7="http://schemas.microsoft.com/office/drawing/2016/5/13/chartex" xmlns:cx8="http://schemas.microsoft.com/office/drawing/2016/5/14/chartex" xmlns:mc="http://schemas.openxmlformats.org/markup-compatibility/2006" xmlns:aink="http://schemas.microsoft.com/office/drawing/2016/ink" xmlns:am3d="http://schemas.microsoft.com/office/drawing/2017/model3d" xmlns:o="urn:schemas-microsoft-com:office:office" xmlns:oel="http://schemas.microsoft.com/office/2019/extlst" xmlns:r="http://schemas.openxmlformats.org/officeDocument/2006/relationships" xmlns:m="http://schemas.openxmlformats.org/officeDocument/2006/math" xmlns:v="urn:schemas-microsoft-com:vml" xmlns:wp14="http://schemas.microsoft.com/office/word/2010/wordprocessingDrawing" xmlns:wp="http://schemas.openxmlformats.org/drawingml/2006/wordprocessingDrawing" xmlns:w10="urn:schemas-microsoft-com:office:word" xmlns:w="http://schemas.openxmlformats.org/wordprocessingml/2006/main" xmlns:w14="http://schemas.microsoft.com/office/word/2010/wordml" xmlns:w15="http://schemas.microsoft.com/office/word/2012/wordml" xmlns:w16cex="http://schemas.microsoft.com/office/word/2018/wordml/cex" xmlns:w16cid="http://schemas.microsoft.com/office/word/2016/wordml/cid" xmlns:w16="http://schemas.microsoft.com/office/word/2018/wordml" xmlns:w16du="http://schemas.microsoft.com/office/word/2023/wordml/word16du" xmlns:w16sdtdh="http://schemas.microsoft.com/office/word/2020/wordml/sdtdatahash" xmlns:w16sdtfl="http://schemas.microsoft.com/office/word/2024/wordml/sdtformatlock" xmlns:w16se="http://schemas.microsoft.com/office/word/2015/wordml/symex" xmlns:wpg="http://schemas.microsoft.com/office/word/2010/wordprocessingGroup" xmlns:wpi="http://schemas.microsoft.com/office/word/2010/wordprocessingInk" xmlns:wne="http://schemas.microsoft.com/office/word/2006/wordml" xmlns:wps="http://schemas.microsoft.com/office/word/2010/wordprocessingShape" mc:Ignorable="w14 w15 w16se w16cid w16 w16cex w16sdtdh w16sdtfl w16du wp14">
   <w:abstractNum w:abstractNumId="0" w15:restartNumberingAfterBreak="0">
-    <w:nsid w:val="14BA5A2A"/>
+    <w:nsid w:val="018921DB"/>
     <w:multiLevelType w:val="hybridMultilevel"/>
-    <w:tmpl w:val="750CE986"/>
-    <w:lvl w:ilvl="0" w:tplc="4BC09264">
+    <w:tmpl w:val="340623CC"/>
+    <w:lvl w:ilvl="0" w:tplc="BCA48C1A">
+      <w:start w:val="1"/>
+      <w:numFmt w:val="decimal"/>
+      <w:lvlText w:val="%1."/>
+      <w:lvlJc w:val="left"/>
+      <w:pPr>
+        <w:ind w:left="560" w:hanging="340"/>
+      </w:pPr>
+    </w:lvl>
+    <w:lvl w:ilvl="1" w:tplc="450A207C">
+      <w:numFmt w:val="decimal"/>
+      <w:lvlText w:val=""/>
+      <w:lvlJc w:val="left"/>
+    </w:lvl>
+    <w:lvl w:ilvl="2" w:tplc="AA261A04">
+      <w:numFmt w:val="decimal"/>
+      <w:lvlText w:val=""/>
+      <w:lvlJc w:val="left"/>
+    </w:lvl>
+    <w:lvl w:ilvl="3" w:tplc="7E20384E">
+      <w:numFmt w:val="decimal"/>
+      <w:lvlText w:val=""/>
+      <w:lvlJc w:val="left"/>
+    </w:lvl>
+    <w:lvl w:ilvl="4" w:tplc="5680C758">
+      <w:numFmt w:val="decimal"/>
+      <w:lvlText w:val=""/>
+      <w:lvlJc w:val="left"/>
+    </w:lvl>
+    <w:lvl w:ilvl="5" w:tplc="184ED2F2">
+      <w:numFmt w:val="decimal"/>
+      <w:lvlText w:val=""/>
+      <w:lvlJc w:val="left"/>
+    </w:lvl>
+    <w:lvl w:ilvl="6" w:tplc="376E019A">
+      <w:numFmt w:val="decimal"/>
+      <w:lvlText w:val=""/>
+      <w:lvlJc w:val="left"/>
+    </w:lvl>
+    <w:lvl w:ilvl="7" w:tplc="DD4C6110">
+      <w:numFmt w:val="decimal"/>
+      <w:lvlText w:val=""/>
+      <w:lvlJc w:val="left"/>
+    </w:lvl>
+    <w:lvl w:ilvl="8" w:tplc="3F40F050">
+      <w:numFmt w:val="decimal"/>
+      <w:lvlText w:val=""/>
+      <w:lvlJc w:val="left"/>
+    </w:lvl>
+  </w:abstractNum>
+  <w:abstractNum w:abstractNumId="1" w15:restartNumberingAfterBreak="0">
+    <w:nsid w:val="282A0D98"/>
+    <w:multiLevelType w:val="hybridMultilevel"/>
+    <w:tmpl w:val="647E9890"/>
+    <w:lvl w:ilvl="0" w:tplc="6FF8E948">
+      <w:start w:val="1"/>
+      <w:numFmt w:val="bullet"/>
+      <w:lvlText w:val="•"/>
+      <w:lvlJc w:val="left"/>
+      <w:pPr>
+        <w:ind w:left="560" w:hanging="280"/>
+      </w:pPr>
+    </w:lvl>
+    <w:lvl w:ilvl="1" w:tplc="22FA3E18">
+      <w:numFmt w:val="decimal"/>
+      <w:lvlText w:val=""/>
+      <w:lvlJc w:val="left"/>
+    </w:lvl>
+    <w:lvl w:ilvl="2" w:tplc="6A5A66A0">
+      <w:numFmt w:val="decimal"/>
+      <w:lvlText w:val=""/>
+      <w:lvlJc w:val="left"/>
+    </w:lvl>
+    <w:lvl w:ilvl="3" w:tplc="7996FC3A">
+      <w:numFmt w:val="decimal"/>
+      <w:lvlText w:val=""/>
+      <w:lvlJc w:val="left"/>
+    </w:lvl>
+    <w:lvl w:ilvl="4" w:tplc="E09A23F4">
+      <w:numFmt w:val="decimal"/>
+      <w:lvlText w:val=""/>
+      <w:lvlJc w:val="left"/>
+    </w:lvl>
+    <w:lvl w:ilvl="5" w:tplc="A28AFFC6">
+      <w:numFmt w:val="decimal"/>
+      <w:lvlText w:val=""/>
+      <w:lvlJc w:val="left"/>
+    </w:lvl>
+    <w:lvl w:ilvl="6" w:tplc="077C9D60">
+      <w:numFmt w:val="decimal"/>
+      <w:lvlText w:val=""/>
+      <w:lvlJc w:val="left"/>
+    </w:lvl>
+    <w:lvl w:ilvl="7" w:tplc="F5AC507E">
+      <w:numFmt w:val="decimal"/>
+      <w:lvlText w:val=""/>
+      <w:lvlJc w:val="left"/>
+    </w:lvl>
+    <w:lvl w:ilvl="8" w:tplc="774619DA">
+      <w:numFmt w:val="decimal"/>
+      <w:lvlText w:val=""/>
+      <w:lvlJc w:val="left"/>
+    </w:lvl>
+  </w:abstractNum>
+  <w:abstractNum w:abstractNumId="2" w15:restartNumberingAfterBreak="0">
+    <w:nsid w:val="2D204E32"/>
+    <w:multiLevelType w:val="hybridMultilevel"/>
+    <w:tmpl w:val="49EE98F4"/>
+    <w:lvl w:ilvl="0" w:tplc="6914C3BC">
       <w:start w:val="1"/>
       <w:numFmt w:val="bullet"/>
       <w:lvlText w:val="●"/>
@@ -10097,7 +10714,7 @@
         <w:ind w:left="720" w:hanging="360"/>
       </w:pPr>
     </w:lvl>
-    <w:lvl w:ilvl="1" w:tplc="7DD00CFC">
+    <w:lvl w:ilvl="1" w:tplc="8D6CD5DC">
       <w:start w:val="1"/>
       <w:numFmt w:val="bullet"/>
       <w:lvlText w:val="○"/>
@@ -10106,7 +10723,7 @@
         <w:ind w:left="1440" w:hanging="360"/>
       </w:pPr>
     </w:lvl>
-    <w:lvl w:ilvl="2" w:tplc="73A63A84">
+    <w:lvl w:ilvl="2" w:tplc="FB1E6CBE">
       <w:start w:val="1"/>
       <w:numFmt w:val="bullet"/>
       <w:lvlText w:val="■"/>
@@ -10115,7 +10732,7 @@
         <w:ind w:left="2160" w:hanging="360"/>
       </w:pPr>
     </w:lvl>
-    <w:lvl w:ilvl="3" w:tplc="3BE093AC">
+    <w:lvl w:ilvl="3" w:tplc="14986E24">
       <w:start w:val="1"/>
       <w:numFmt w:val="bullet"/>
       <w:lvlText w:val="●"/>
@@ -10124,7 +10741,7 @@
         <w:ind w:left="2880" w:hanging="360"/>
       </w:pPr>
     </w:lvl>
-    <w:lvl w:ilvl="4" w:tplc="B2E0CC14">
+    <w:lvl w:ilvl="4" w:tplc="B92E8D66">
       <w:start w:val="1"/>
       <w:numFmt w:val="bullet"/>
       <w:lvlText w:val="○"/>
@@ -10133,7 +10750,7 @@
         <w:ind w:left="3600" w:hanging="360"/>
       </w:pPr>
     </w:lvl>
-    <w:lvl w:ilvl="5" w:tplc="9084B3AA">
+    <w:lvl w:ilvl="5" w:tplc="2220AECC">
       <w:start w:val="1"/>
       <w:numFmt w:val="bullet"/>
       <w:lvlText w:val="■"/>
@@ -10142,7 +10759,7 @@
         <w:ind w:left="4320" w:hanging="360"/>
       </w:pPr>
     </w:lvl>
-    <w:lvl w:ilvl="6" w:tplc="155E0F24">
+    <w:lvl w:ilvl="6" w:tplc="654A1D80">
       <w:start w:val="1"/>
       <w:numFmt w:val="bullet"/>
       <w:lvlText w:val="●"/>
@@ -10151,7 +10768,7 @@
         <w:ind w:left="5040" w:hanging="360"/>
       </w:pPr>
     </w:lvl>
-    <w:lvl w:ilvl="7" w:tplc="29CE29C8">
+    <w:lvl w:ilvl="7" w:tplc="3078E07C">
       <w:start w:val="1"/>
       <w:numFmt w:val="bullet"/>
       <w:lvlText w:val="●"/>
@@ -10160,7 +10777,7 @@
         <w:ind w:left="5760" w:hanging="360"/>
       </w:pPr>
     </w:lvl>
-    <w:lvl w:ilvl="8" w:tplc="63B45226">
+    <w:lvl w:ilvl="8" w:tplc="70AE60D2">
       <w:start w:val="1"/>
       <w:numFmt w:val="bullet"/>
       <w:lvlText w:val="●"/>
@@ -10170,128 +10787,20 @@
       </w:pPr>
     </w:lvl>
   </w:abstractNum>
-  <w:abstractNum w:abstractNumId="1" w15:restartNumberingAfterBreak="0">
-    <w:nsid w:val="533857CA"/>
-    <w:multiLevelType w:val="hybridMultilevel"/>
-    <w:tmpl w:val="6D9ED152"/>
-    <w:lvl w:ilvl="0" w:tplc="BF6E4E98">
-      <w:start w:val="1"/>
-      <w:numFmt w:val="decimal"/>
-      <w:lvlText w:val="%1."/>
-      <w:lvlJc w:val="left"/>
-      <w:pPr>
-        <w:ind w:left="560" w:hanging="340"/>
-      </w:pPr>
-    </w:lvl>
-    <w:lvl w:ilvl="1" w:tplc="742ACD34">
-      <w:numFmt w:val="decimal"/>
-      <w:lvlText w:val=""/>
-      <w:lvlJc w:val="left"/>
-    </w:lvl>
-    <w:lvl w:ilvl="2" w:tplc="F732FCD0">
-      <w:numFmt w:val="decimal"/>
-      <w:lvlText w:val=""/>
-      <w:lvlJc w:val="left"/>
-    </w:lvl>
-    <w:lvl w:ilvl="3" w:tplc="575A9C98">
-      <w:numFmt w:val="decimal"/>
-      <w:lvlText w:val=""/>
-      <w:lvlJc w:val="left"/>
-    </w:lvl>
-    <w:lvl w:ilvl="4" w:tplc="FBDA7932">
-      <w:numFmt w:val="decimal"/>
-      <w:lvlText w:val=""/>
-      <w:lvlJc w:val="left"/>
-    </w:lvl>
-    <w:lvl w:ilvl="5" w:tplc="198A3E26">
-      <w:numFmt w:val="decimal"/>
-      <w:lvlText w:val=""/>
-      <w:lvlJc w:val="left"/>
-    </w:lvl>
-    <w:lvl w:ilvl="6" w:tplc="BD367910">
-      <w:numFmt w:val="decimal"/>
-      <w:lvlText w:val=""/>
-      <w:lvlJc w:val="left"/>
-    </w:lvl>
-    <w:lvl w:ilvl="7" w:tplc="E576A25A">
-      <w:numFmt w:val="decimal"/>
-      <w:lvlText w:val=""/>
-      <w:lvlJc w:val="left"/>
-    </w:lvl>
-    <w:lvl w:ilvl="8" w:tplc="FE9ADE20">
-      <w:numFmt w:val="decimal"/>
-      <w:lvlText w:val=""/>
-      <w:lvlJc w:val="left"/>
-    </w:lvl>
-  </w:abstractNum>
-  <w:abstractNum w:abstractNumId="2" w15:restartNumberingAfterBreak="0">
-    <w:nsid w:val="77EA0B3F"/>
-    <w:multiLevelType w:val="hybridMultilevel"/>
-    <w:tmpl w:val="559A72AC"/>
-    <w:lvl w:ilvl="0" w:tplc="91608732">
-      <w:start w:val="1"/>
-      <w:numFmt w:val="bullet"/>
-      <w:lvlText w:val="•"/>
-      <w:lvlJc w:val="left"/>
-      <w:pPr>
-        <w:ind w:left="560" w:hanging="280"/>
-      </w:pPr>
-    </w:lvl>
-    <w:lvl w:ilvl="1" w:tplc="15223820">
-      <w:numFmt w:val="decimal"/>
-      <w:lvlText w:val=""/>
-      <w:lvlJc w:val="left"/>
-    </w:lvl>
-    <w:lvl w:ilvl="2" w:tplc="84F40BD4">
-      <w:numFmt w:val="decimal"/>
-      <w:lvlText w:val=""/>
-      <w:lvlJc w:val="left"/>
-    </w:lvl>
-    <w:lvl w:ilvl="3" w:tplc="28A82B3A">
-      <w:numFmt w:val="decimal"/>
-      <w:lvlText w:val=""/>
-      <w:lvlJc w:val="left"/>
-    </w:lvl>
-    <w:lvl w:ilvl="4" w:tplc="CC8220F2">
-      <w:numFmt w:val="decimal"/>
-      <w:lvlText w:val=""/>
-      <w:lvlJc w:val="left"/>
-    </w:lvl>
-    <w:lvl w:ilvl="5" w:tplc="5AEA2ED0">
-      <w:numFmt w:val="decimal"/>
-      <w:lvlText w:val=""/>
-      <w:lvlJc w:val="left"/>
-    </w:lvl>
-    <w:lvl w:ilvl="6" w:tplc="42C03170">
-      <w:numFmt w:val="decimal"/>
-      <w:lvlText w:val=""/>
-      <w:lvlJc w:val="left"/>
-    </w:lvl>
-    <w:lvl w:ilvl="7" w:tplc="24A41CCC">
-      <w:numFmt w:val="decimal"/>
-      <w:lvlText w:val=""/>
-      <w:lvlJc w:val="left"/>
-    </w:lvl>
-    <w:lvl w:ilvl="8" w:tplc="3CF4CEFA">
-      <w:numFmt w:val="decimal"/>
-      <w:lvlText w:val=""/>
-      <w:lvlJc w:val="left"/>
-    </w:lvl>
-  </w:abstractNum>
-  <w:num w:numId="1" w16cid:durableId="521209448">
-    <w:abstractNumId w:val="0"/>
-    <w:lvlOverride w:ilvl="0">
-      <w:startOverride w:val="1"/>
-    </w:lvlOverride>
-  </w:num>
-  <w:num w:numId="2" w16cid:durableId="1679848366">
+  <w:num w:numId="1" w16cid:durableId="1097751865">
     <w:abstractNumId w:val="2"/>
     <w:lvlOverride w:ilvl="0">
       <w:startOverride w:val="1"/>
     </w:lvlOverride>
   </w:num>
-  <w:num w:numId="3" w16cid:durableId="1579247225">
+  <w:num w:numId="2" w16cid:durableId="2128817629">
     <w:abstractNumId w:val="1"/>
+    <w:lvlOverride w:ilvl="0">
+      <w:startOverride w:val="1"/>
+    </w:lvlOverride>
+  </w:num>
+  <w:num w:numId="3" w16cid:durableId="647441571">
+    <w:abstractNumId w:val="0"/>
     <w:lvlOverride w:ilvl="0">
       <w:startOverride w:val="1"/>
     </w:lvlOverride>
@@ -10884,7 +11393,7 @@
     <w:autoRedefine/>
     <w:uiPriority w:val="39"/>
     <w:unhideWhenUsed/>
-    <w:rsid w:val="00071C3F"/>
+    <w:rsid w:val="002E1CDB"/>
     <w:pPr>
       <w:spacing w:after="100"/>
     </w:pPr>

--- a/public/documentos/ALC-05-informe-de-avance-del-producto-por-edt-n-1.docx
+++ b/public/documentos/ALC-05-informe-de-avance-del-producto-por-edt-n-1.docx
@@ -52,7 +52,7 @@
                 <w:noProof/>
               </w:rPr>
               <w:drawing>
-                <wp:inline distT="0" distB="0" distL="0" distR="0" wp14:anchorId="0948C930" wp14:editId="485AFE38">
+                <wp:inline distT="0" distB="0" distL="0" distR="0" wp14:anchorId="38D4E28C" wp14:editId="5A03DA51">
                   <wp:extent cx="990600" cy="990600"/>
                   <wp:effectExtent l="0" t="0" r="0" b="0"/>
                   <wp:docPr id="1" name="Imagen 1"/>
@@ -171,10 +171,10 @@
                 <w:noProof/>
               </w:rPr>
               <w:drawing>
-                <wp:inline distT="0" distB="0" distL="0" distR="0" wp14:anchorId="65D784A1" wp14:editId="18080FF9">
+                <wp:inline distT="0" distB="0" distL="0" distR="0" wp14:anchorId="60DB3DE0" wp14:editId="55E19C28">
                   <wp:extent cx="800100" cy="800100"/>
                   <wp:effectExtent l="0" t="0" r="0" b="0"/>
-                  <wp:docPr id="1623688527" name="Imagen 1623688527"/>
+                  <wp:docPr id="385182869" name="Imagen 385182869"/>
                   <wp:cNvGraphicFramePr>
                     <a:graphicFrameLocks xmlns:a="http://schemas.openxmlformats.org/drawingml/2006/main" noChangeAspect="1"/>
                   </wp:cNvGraphicFramePr>
@@ -2585,7 +2585,7 @@
     <w:sdt>
       <w:sdtPr>
         <w:alias w:val="Contenido"/>
-        <w:id w:val="-1317956721"/>
+        <w:id w:val="-1624073888"/>
       </w:sdtPr>
       <w:sdtEndPr/>
       <w:sdtContent>
@@ -2611,7 +2611,7 @@
           <w:r>
             <w:fldChar w:fldCharType="separate"/>
           </w:r>
-          <w:hyperlink w:anchor="_Toc242545529" w:history="1">
+          <w:hyperlink w:anchor="_Toc242549743" w:history="1">
             <w:r>
               <w:rPr>
                 <w:rStyle w:val="Hipervnculo"/>
@@ -2635,7 +2635,7 @@
               <w:rPr>
                 <w:noProof/>
               </w:rPr>
-              <w:instrText xml:space="preserve"> PAGEREF _Toc242545529 \h </w:instrText>
+              <w:instrText xml:space="preserve"> PAGEREF _Toc242549743 \h </w:instrText>
             </w:r>
             <w:r>
               <w:rPr>
@@ -2675,7 +2675,7 @@
               <w14:ligatures w14:val="standardContextual"/>
             </w:rPr>
           </w:pPr>
-          <w:hyperlink w:anchor="_Toc242545530" w:history="1">
+          <w:hyperlink w:anchor="_Toc242549744" w:history="1">
             <w:r>
               <w:rPr>
                 <w:rStyle w:val="Hipervnculo"/>
@@ -2699,7 +2699,7 @@
               <w:rPr>
                 <w:noProof/>
               </w:rPr>
-              <w:instrText xml:space="preserve"> PAGEREF _Toc242545530 \h </w:instrText>
+              <w:instrText xml:space="preserve"> PAGEREF _Toc242549744 \h </w:instrText>
             </w:r>
             <w:r>
               <w:rPr>
@@ -2739,7 +2739,7 @@
               <w14:ligatures w14:val="standardContextual"/>
             </w:rPr>
           </w:pPr>
-          <w:hyperlink w:anchor="_Toc242545531" w:history="1">
+          <w:hyperlink w:anchor="_Toc242549745" w:history="1">
             <w:r>
               <w:rPr>
                 <w:rStyle w:val="Hipervnculo"/>
@@ -2763,7 +2763,7 @@
               <w:rPr>
                 <w:noProof/>
               </w:rPr>
-              <w:instrText xml:space="preserve"> PAGEREF _Toc242545531 \h </w:instrText>
+              <w:instrText xml:space="preserve"> PAGEREF _Toc242549745 \h </w:instrText>
             </w:r>
             <w:r>
               <w:rPr>
@@ -2803,7 +2803,7 @@
               <w14:ligatures w14:val="standardContextual"/>
             </w:rPr>
           </w:pPr>
-          <w:hyperlink w:anchor="_Toc242545532" w:history="1">
+          <w:hyperlink w:anchor="_Toc242549746" w:history="1">
             <w:r>
               <w:rPr>
                 <w:rStyle w:val="Hipervnculo"/>
@@ -2827,7 +2827,7 @@
               <w:rPr>
                 <w:noProof/>
               </w:rPr>
-              <w:instrText xml:space="preserve"> PAGEREF _Toc242545532 \h </w:instrText>
+              <w:instrText xml:space="preserve"> PAGEREF _Toc242549746 \h </w:instrText>
             </w:r>
             <w:r>
               <w:rPr>
@@ -2844,7 +2844,7 @@
               <w:rPr>
                 <w:noProof/>
               </w:rPr>
-              <w:t>5</w:t>
+              <w:t>4</w:t>
             </w:r>
             <w:r>
               <w:rPr>
@@ -2867,7 +2867,7 @@
               <w14:ligatures w14:val="standardContextual"/>
             </w:rPr>
           </w:pPr>
-          <w:hyperlink w:anchor="_Toc242545533" w:history="1">
+          <w:hyperlink w:anchor="_Toc242549747" w:history="1">
             <w:r>
               <w:rPr>
                 <w:rStyle w:val="Hipervnculo"/>
@@ -2891,7 +2891,7 @@
               <w:rPr>
                 <w:noProof/>
               </w:rPr>
-              <w:instrText xml:space="preserve"> PAGEREF _Toc242545533 \h </w:instrText>
+              <w:instrText xml:space="preserve"> PAGEREF _Toc242549747 \h </w:instrText>
             </w:r>
             <w:r>
               <w:rPr>
@@ -2931,7 +2931,7 @@
               <w14:ligatures w14:val="standardContextual"/>
             </w:rPr>
           </w:pPr>
-          <w:hyperlink w:anchor="_Toc242545534" w:history="1">
+          <w:hyperlink w:anchor="_Toc242549748" w:history="1">
             <w:r>
               <w:rPr>
                 <w:rStyle w:val="Hipervnculo"/>
@@ -2955,7 +2955,7 @@
               <w:rPr>
                 <w:noProof/>
               </w:rPr>
-              <w:instrText xml:space="preserve"> PAGEREF _Toc242545534 \h </w:instrText>
+              <w:instrText xml:space="preserve"> PAGEREF _Toc242549748 \h </w:instrText>
             </w:r>
             <w:r>
               <w:rPr>
@@ -2972,7 +2972,7 @@
               <w:rPr>
                 <w:noProof/>
               </w:rPr>
-              <w:t>6</w:t>
+              <w:t>5</w:t>
             </w:r>
             <w:r>
               <w:rPr>
@@ -2995,7 +2995,7 @@
               <w14:ligatures w14:val="standardContextual"/>
             </w:rPr>
           </w:pPr>
-          <w:hyperlink w:anchor="_Toc242545535" w:history="1">
+          <w:hyperlink w:anchor="_Toc242549749" w:history="1">
             <w:r>
               <w:rPr>
                 <w:rStyle w:val="Hipervnculo"/>
@@ -3019,7 +3019,7 @@
               <w:rPr>
                 <w:noProof/>
               </w:rPr>
-              <w:instrText xml:space="preserve"> PAGEREF _Toc242545535 \h </w:instrText>
+              <w:instrText xml:space="preserve"> PAGEREF _Toc242549749 \h </w:instrText>
             </w:r>
             <w:r>
               <w:rPr>
@@ -3069,7 +3069,7 @@
       <w:pPr>
         <w:pStyle w:val="Ttulo1"/>
       </w:pPr>
-      <w:bookmarkStart w:id="0" w:name="_Toc242545529"/>
+      <w:bookmarkStart w:id="0" w:name="_Toc242549743"/>
       <w:r>
         <w:lastRenderedPageBreak/>
         <w:t>1. Propósito y corte</w:t>
@@ -3351,7 +3351,7 @@
       <w:pPr>
         <w:pStyle w:val="Ttulo1"/>
       </w:pPr>
-      <w:bookmarkStart w:id="1" w:name="_Toc242545530"/>
+      <w:bookmarkStart w:id="1" w:name="_Toc242549744"/>
       <w:r>
         <w:t>2. Avance por paquete de trabajo</w:t>
       </w:r>
@@ -4047,7 +4047,7 @@
               <w:bottom w:val="single" w:sz="4" w:space="0" w:color="B8C2CC"/>
               <w:right w:val="single" w:sz="4" w:space="0" w:color="B8C2CC"/>
             </w:tcBorders>
-            <w:shd w:val="clear" w:color="auto" w:fill="CDEBEB"/>
+            <w:shd w:val="clear" w:color="auto" w:fill="FFE9A8"/>
             <w:tcMar>
               <w:top w:w="55" w:type="dxa"/>
               <w:left w:w="85" w:type="dxa"/>
@@ -4070,7 +4070,7 @@
                 <w:sz w:val="15"/>
                 <w:szCs w:val="15"/>
               </w:rPr>
-              <w:t>Demostrable</w:t>
+              <w:t>Prototipo</w:t>
             </w:r>
           </w:p>
         </w:tc>
@@ -4103,7 +4103,7 @@
                 <w:sz w:val="15"/>
                 <w:szCs w:val="15"/>
               </w:rPr>
-              <w:t>Base de datos de once tablas y carga del registro de notas, probada con el registro real de noviembre y diciembre de 2025 en un equipo del proyecto: 715 notas de 44 estudiantes, reconciliadas y sin duplicados.</w:t>
+              <w:t>Esquema de la base de datos con ocho tablas. La carga de datos está esbozada y la base está vacía.</w:t>
             </w:r>
           </w:p>
         </w:tc>
@@ -4136,7 +4136,7 @@
                 <w:sz w:val="15"/>
                 <w:szCs w:val="15"/>
               </w:rPr>
-              <w:t>Exportaciones de Cubicol, base gestionada en la nube y consentimiento para cargar ahí datos reales.</w:t>
+              <w:t>Cargar las exportaciones de Cubicol y reconciliarlas.</w:t>
             </w:r>
           </w:p>
         </w:tc>
@@ -4192,7 +4192,7 @@
               <w:bottom w:val="single" w:sz="4" w:space="0" w:color="B8C2CC"/>
               <w:right w:val="single" w:sz="4" w:space="0" w:color="B8C2CC"/>
             </w:tcBorders>
-            <w:shd w:val="clear" w:color="auto" w:fill="CDEBEB"/>
+            <w:shd w:val="clear" w:color="auto" w:fill="E9ECEF"/>
             <w:tcMar>
               <w:top w:w="55" w:type="dxa"/>
               <w:left w:w="85" w:type="dxa"/>
@@ -4215,7 +4215,7 @@
                 <w:sz w:val="15"/>
                 <w:szCs w:val="15"/>
               </w:rPr>
-              <w:t>Demostrable</w:t>
+              <w:t>No iniciado</w:t>
             </w:r>
           </w:p>
         </w:tc>
@@ -4247,7 +4247,7 @@
                 <w:sz w:val="15"/>
                 <w:szCs w:val="15"/>
               </w:rPr>
-              <w:t>Ocho reglas de validación, reporte de calidad y tarea programada que se ejecuta cada noche.</w:t>
+              <w:t>—</w:t>
             </w:r>
           </w:p>
         </w:tc>
@@ -4279,7 +4279,7 @@
                 <w:sz w:val="15"/>
                 <w:szCs w:val="15"/>
               </w:rPr>
-              <w:t>Quince noches seguidas sin fallas y validación sobre los datos completos del colegio.</w:t>
+              <w:t>Limpieza y reporte de calidad de los datos reales.</w:t>
             </w:r>
           </w:p>
         </w:tc>
@@ -4536,7 +4536,7 @@
                 <w:sz w:val="15"/>
                 <w:szCs w:val="15"/>
               </w:rPr>
-              <w:t>Nivel de riesgo de cada estudiante con una regla provisional de tres niveles, que será la referencia del modelo.</w:t>
+              <w:t>La API calcula el riesgo de un caso y lo clasifica en tres niveles.</w:t>
             </w:r>
           </w:p>
         </w:tc>
@@ -4568,7 +4568,7 @@
                 <w:sz w:val="15"/>
                 <w:szCs w:val="15"/>
               </w:rPr>
-              <w:t>Reemplazar la regla por el modelo validado y ejecutarlo cada semana.</w:t>
+              <w:t>Ejecución semanal automática para todos los estudiantes.</w:t>
             </w:r>
           </w:p>
         </w:tc>
@@ -5114,7 +5114,7 @@
                 <w:sz w:val="15"/>
                 <w:szCs w:val="15"/>
               </w:rPr>
-              <w:t>Tablero, lista y ficha del estudiante que leen la base de datos; tarjeta de datos y calidad.</w:t>
+              <w:t>Tablero, lista y ficha del estudiante conectados a la API, con datos de ejemplo.</w:t>
             </w:r>
           </w:p>
         </w:tc>
@@ -5146,7 +5146,7 @@
                 <w:sz w:val="15"/>
                 <w:szCs w:val="15"/>
               </w:rPr>
-              <w:t>Datos reales en la nube, filtros por nivel educativo y reportes exportables.</w:t>
+              <w:t>Datos reales, filtros por nivel educativo y reportes exportables.</w:t>
             </w:r>
           </w:p>
         </w:tc>
@@ -5768,7 +5768,6 @@
                 <w:sz w:val="15"/>
                 <w:szCs w:val="15"/>
               </w:rPr>
-              <w:lastRenderedPageBreak/>
               <w:t>1.5.3 Manual técnico</w:t>
             </w:r>
           </w:p>
@@ -5838,7 +5837,7 @@
                 <w:sz w:val="15"/>
                 <w:szCs w:val="15"/>
               </w:rPr>
-              <w:t>Guía de instalación, arquitectura y pruebas en el repositorio del sistema.</w:t>
+              <w:t>Guía de instalación en el repositorio del sistema.</w:t>
             </w:r>
           </w:p>
         </w:tc>
@@ -6203,6 +6202,7 @@
                 <w:sz w:val="15"/>
                 <w:szCs w:val="15"/>
               </w:rPr>
+              <w:lastRenderedPageBreak/>
               <w:t>1.6.1 Pruebas de integración y rendimiento</w:t>
             </w:r>
           </w:p>
@@ -6841,7 +6841,7 @@
                 <w:sz w:val="18"/>
                 <w:szCs w:val="18"/>
               </w:rPr>
-              <w:t>3</w:t>
+              <w:t>1</w:t>
             </w:r>
           </w:p>
         </w:tc>
@@ -6921,7 +6921,7 @@
                 <w:sz w:val="18"/>
                 <w:szCs w:val="18"/>
               </w:rPr>
-              <w:t>5</w:t>
+              <w:t>6</w:t>
             </w:r>
           </w:p>
         </w:tc>
@@ -7000,7 +7000,7 @@
                 <w:sz w:val="18"/>
                 <w:szCs w:val="18"/>
               </w:rPr>
-              <w:t>9</w:t>
+              <w:t>10</w:t>
             </w:r>
           </w:p>
         </w:tc>
@@ -7106,37 +7106,11 @@
       <w:pPr>
         <w:pStyle w:val="Ttulo1"/>
       </w:pPr>
-      <w:bookmarkStart w:id="2" w:name="_Toc242545531"/>
+      <w:bookmarkStart w:id="2" w:name="_Toc242549745"/>
       <w:r>
         <w:t>3. Entregable que se demuestra</w:t>
       </w:r>
       <w:bookmarkEnd w:id="2"/>
-    </w:p>
-    <w:p>
-      <w:pPr>
-        <w:keepNext/>
-        <w:spacing w:before="120" w:after="80"/>
-      </w:pPr>
-      <w:r>
-        <w:rPr>
-          <w:rFonts w:ascii="Arial" w:eastAsia="Arial" w:hAnsi="Arial" w:cs="Arial"/>
-          <w:b/>
-          <w:bCs/>
-          <w:color w:val="1F3864"/>
-          <w:sz w:val="18"/>
-          <w:szCs w:val="18"/>
-        </w:rPr>
-        <w:t xml:space="preserve">Tabla 3. </w:t>
-      </w:r>
-      <w:r>
-        <w:rPr>
-          <w:rFonts w:ascii="Arial" w:eastAsia="Arial" w:hAnsi="Arial" w:cs="Arial"/>
-          <w:color w:val="1F3864"/>
-          <w:sz w:val="18"/>
-          <w:szCs w:val="18"/>
-        </w:rPr>
-        <w:t>Paquetes que se demuestran</w:t>
-      </w:r>
     </w:p>
     <w:tbl>
       <w:tblPr>
@@ -7157,10 +7131,8 @@
         <w:tblLook w:val="04A0" w:firstRow="1" w:lastRow="0" w:firstColumn="1" w:lastColumn="0" w:noHBand="0" w:noVBand="1"/>
       </w:tblPr>
       <w:tblGrid>
-        <w:gridCol w:w="1933"/>
-        <w:gridCol w:w="2460"/>
-        <w:gridCol w:w="2108"/>
-        <w:gridCol w:w="2286"/>
+        <w:gridCol w:w="2636"/>
+        <w:gridCol w:w="6151"/>
       </w:tblGrid>
       <w:tr>
         <w:tblPrEx>
@@ -7171,39 +7143,37 @@
         </w:tblPrEx>
         <w:trPr>
           <w:cantSplit/>
-          <w:tblHeader/>
         </w:trPr>
         <w:tc>
           <w:tcPr>
-            <w:tcW w:w="1933" w:type="dxa"/>
-            <w:tcBorders>
-              <w:top w:val="single" w:sz="4" w:space="0" w:color="B8C2CC"/>
-              <w:left w:val="single" w:sz="4" w:space="0" w:color="B8C2CC"/>
-              <w:bottom w:val="single" w:sz="4" w:space="0" w:color="B8C2CC"/>
-              <w:right w:val="single" w:sz="4" w:space="0" w:color="B8C2CC"/>
-            </w:tcBorders>
-            <w:shd w:val="clear" w:color="auto" w:fill="1F3864"/>
-            <w:tcMar>
-              <w:top w:w="55" w:type="dxa"/>
-              <w:left w:w="85" w:type="dxa"/>
-              <w:bottom w:w="55" w:type="dxa"/>
-              <w:right w:w="85" w:type="dxa"/>
-            </w:tcMar>
-            <w:vAlign w:val="center"/>
-          </w:tcPr>
-          <w:p>
-            <w:pPr>
-              <w:spacing w:line="250" w:lineRule="auto"/>
-              <w:jc w:val="center"/>
+            <w:tcW w:w="2636" w:type="dxa"/>
+            <w:tcBorders>
+              <w:top w:val="single" w:sz="4" w:space="0" w:color="B8C2CC"/>
+              <w:left w:val="single" w:sz="4" w:space="0" w:color="B8C2CC"/>
+              <w:bottom w:val="single" w:sz="4" w:space="0" w:color="B8C2CC"/>
+              <w:right w:val="single" w:sz="4" w:space="0" w:color="B8C2CC"/>
+            </w:tcBorders>
+            <w:shd w:val="clear" w:color="auto" w:fill="EEF2F7"/>
+            <w:tcMar>
+              <w:top w:w="55" w:type="dxa"/>
+              <w:left w:w="85" w:type="dxa"/>
+              <w:bottom w:w="55" w:type="dxa"/>
+              <w:right w:w="85" w:type="dxa"/>
+            </w:tcMar>
+            <w:vAlign w:val="center"/>
+          </w:tcPr>
+          <w:p>
+            <w:pPr>
+              <w:spacing w:line="250" w:lineRule="auto"/>
             </w:pPr>
             <w:r>
               <w:rPr>
                 <w:rFonts w:ascii="Arial" w:eastAsia="Arial" w:hAnsi="Arial" w:cs="Arial"/>
                 <w:b/>
                 <w:bCs/>
-                <w:color w:val="FFFFFF"/>
-                <w:sz w:val="15"/>
-                <w:szCs w:val="15"/>
+                <w:color w:val="1F3864"/>
+                <w:sz w:val="18"/>
+                <w:szCs w:val="18"/>
               </w:rPr>
               <w:t>Paquete de la EDT</w:t>
             </w:r>
@@ -7211,109 +7181,33 @@
         </w:tc>
         <w:tc>
           <w:tcPr>
-            <w:tcW w:w="2460" w:type="dxa"/>
-            <w:tcBorders>
-              <w:top w:val="single" w:sz="4" w:space="0" w:color="B8C2CC"/>
-              <w:left w:val="single" w:sz="4" w:space="0" w:color="B8C2CC"/>
-              <w:bottom w:val="single" w:sz="4" w:space="0" w:color="B8C2CC"/>
-              <w:right w:val="single" w:sz="4" w:space="0" w:color="B8C2CC"/>
-            </w:tcBorders>
-            <w:shd w:val="clear" w:color="auto" w:fill="1F3864"/>
-            <w:tcMar>
-              <w:top w:w="55" w:type="dxa"/>
-              <w:left w:w="85" w:type="dxa"/>
-              <w:bottom w:w="55" w:type="dxa"/>
-              <w:right w:w="85" w:type="dxa"/>
-            </w:tcMar>
-            <w:vAlign w:val="center"/>
-          </w:tcPr>
-          <w:p>
-            <w:pPr>
-              <w:spacing w:line="250" w:lineRule="auto"/>
-              <w:jc w:val="center"/>
-            </w:pPr>
-            <w:r>
-              <w:rPr>
-                <w:rFonts w:ascii="Arial" w:eastAsia="Arial" w:hAnsi="Arial" w:cs="Arial"/>
-                <w:b/>
-                <w:bCs/>
-                <w:color w:val="FFFFFF"/>
-                <w:sz w:val="15"/>
-                <w:szCs w:val="15"/>
-              </w:rPr>
-              <w:t>Criterio de aceptación</w:t>
-            </w:r>
-          </w:p>
-        </w:tc>
-        <w:tc>
-          <w:tcPr>
-            <w:tcW w:w="2108" w:type="dxa"/>
-            <w:tcBorders>
-              <w:top w:val="single" w:sz="4" w:space="0" w:color="B8C2CC"/>
-              <w:left w:val="single" w:sz="4" w:space="0" w:color="B8C2CC"/>
-              <w:bottom w:val="single" w:sz="4" w:space="0" w:color="B8C2CC"/>
-              <w:right w:val="single" w:sz="4" w:space="0" w:color="B8C2CC"/>
-            </w:tcBorders>
-            <w:shd w:val="clear" w:color="auto" w:fill="1F3864"/>
-            <w:tcMar>
-              <w:top w:w="55" w:type="dxa"/>
-              <w:left w:w="85" w:type="dxa"/>
-              <w:bottom w:w="55" w:type="dxa"/>
-              <w:right w:w="85" w:type="dxa"/>
-            </w:tcMar>
-            <w:vAlign w:val="center"/>
-          </w:tcPr>
-          <w:p>
-            <w:pPr>
-              <w:spacing w:line="250" w:lineRule="auto"/>
-              <w:jc w:val="center"/>
-            </w:pPr>
-            <w:r>
-              <w:rPr>
-                <w:rFonts w:ascii="Arial" w:eastAsia="Arial" w:hAnsi="Arial" w:cs="Arial"/>
-                <w:b/>
-                <w:bCs/>
-                <w:color w:val="FFFFFF"/>
-                <w:sz w:val="15"/>
-                <w:szCs w:val="15"/>
-              </w:rPr>
-              <w:t>Situación</w:t>
-            </w:r>
-          </w:p>
-        </w:tc>
-        <w:tc>
-          <w:tcPr>
-            <w:tcW w:w="2286" w:type="dxa"/>
-            <w:tcBorders>
-              <w:top w:val="single" w:sz="4" w:space="0" w:color="B8C2CC"/>
-              <w:left w:val="single" w:sz="4" w:space="0" w:color="B8C2CC"/>
-              <w:bottom w:val="single" w:sz="4" w:space="0" w:color="B8C2CC"/>
-              <w:right w:val="single" w:sz="4" w:space="0" w:color="B8C2CC"/>
-            </w:tcBorders>
-            <w:shd w:val="clear" w:color="auto" w:fill="1F3864"/>
-            <w:tcMar>
-              <w:top w:w="55" w:type="dxa"/>
-              <w:left w:w="85" w:type="dxa"/>
-              <w:bottom w:w="55" w:type="dxa"/>
-              <w:right w:w="85" w:type="dxa"/>
-            </w:tcMar>
-            <w:vAlign w:val="center"/>
-          </w:tcPr>
-          <w:p>
-            <w:pPr>
-              <w:spacing w:line="250" w:lineRule="auto"/>
-              <w:jc w:val="center"/>
-            </w:pPr>
-            <w:r>
-              <w:rPr>
-                <w:rFonts w:ascii="Arial" w:eastAsia="Arial" w:hAnsi="Arial" w:cs="Arial"/>
-                <w:b/>
-                <w:bCs/>
-                <w:color w:val="FFFFFF"/>
-                <w:sz w:val="15"/>
-                <w:szCs w:val="15"/>
-              </w:rPr>
-              <w:t>Evidencia</w:t>
+            <w:tcW w:w="6151" w:type="dxa"/>
+            <w:tcBorders>
+              <w:top w:val="single" w:sz="4" w:space="0" w:color="B8C2CC"/>
+              <w:left w:val="single" w:sz="4" w:space="0" w:color="B8C2CC"/>
+              <w:bottom w:val="single" w:sz="4" w:space="0" w:color="B8C2CC"/>
+              <w:right w:val="single" w:sz="4" w:space="0" w:color="B8C2CC"/>
+            </w:tcBorders>
+            <w:tcMar>
+              <w:top w:w="55" w:type="dxa"/>
+              <w:left w:w="85" w:type="dxa"/>
+              <w:bottom w:w="55" w:type="dxa"/>
+              <w:right w:w="85" w:type="dxa"/>
+            </w:tcMar>
+            <w:vAlign w:val="center"/>
+          </w:tcPr>
+          <w:p>
+            <w:pPr>
+              <w:spacing w:line="250" w:lineRule="auto"/>
+            </w:pPr>
+            <w:r>
+              <w:rPr>
+                <w:rFonts w:ascii="Arial" w:eastAsia="Arial" w:hAnsi="Arial" w:cs="Arial"/>
+                <w:color w:val="1A1A1A"/>
+                <w:sz w:val="18"/>
+                <w:szCs w:val="18"/>
+              </w:rPr>
+              <w:t>1.4.2.1 Diseño de la interfaz, con avance del 1.4.2.2 Desarrollo del tablero</w:t>
             </w:r>
           </w:p>
         </w:tc>
@@ -7330,129 +7224,68 @@
         </w:trPr>
         <w:tc>
           <w:tcPr>
-            <w:tcW w:w="1933" w:type="dxa"/>
-            <w:tcBorders>
-              <w:top w:val="single" w:sz="4" w:space="0" w:color="B8C2CC"/>
-              <w:left w:val="single" w:sz="4" w:space="0" w:color="B8C2CC"/>
-              <w:bottom w:val="single" w:sz="4" w:space="0" w:color="B8C2CC"/>
-              <w:right w:val="single" w:sz="4" w:space="0" w:color="B8C2CC"/>
-            </w:tcBorders>
-            <w:tcMar>
-              <w:top w:w="55" w:type="dxa"/>
-              <w:left w:w="85" w:type="dxa"/>
-              <w:bottom w:w="55" w:type="dxa"/>
-              <w:right w:w="85" w:type="dxa"/>
-            </w:tcMar>
-            <w:vAlign w:val="center"/>
-          </w:tcPr>
-          <w:p>
-            <w:pPr>
-              <w:spacing w:line="250" w:lineRule="auto"/>
-            </w:pPr>
-            <w:r>
-              <w:rPr>
-                <w:rFonts w:ascii="Arial" w:eastAsia="Arial" w:hAnsi="Arial" w:cs="Arial"/>
-                <w:color w:val="1A1A1A"/>
-                <w:sz w:val="15"/>
-                <w:szCs w:val="15"/>
-              </w:rPr>
-              <w:t>1.4.2.1 Diseño de la interfaz</w:t>
-            </w:r>
-          </w:p>
-        </w:tc>
-        <w:tc>
-          <w:tcPr>
-            <w:tcW w:w="2460" w:type="dxa"/>
-            <w:tcBorders>
-              <w:top w:val="single" w:sz="4" w:space="0" w:color="B8C2CC"/>
-              <w:left w:val="single" w:sz="4" w:space="0" w:color="B8C2CC"/>
-              <w:bottom w:val="single" w:sz="4" w:space="0" w:color="B8C2CC"/>
-              <w:right w:val="single" w:sz="4" w:space="0" w:color="B8C2CC"/>
-            </w:tcBorders>
-            <w:tcMar>
-              <w:top w:w="55" w:type="dxa"/>
-              <w:left w:w="85" w:type="dxa"/>
-              <w:bottom w:w="55" w:type="dxa"/>
-              <w:right w:w="85" w:type="dxa"/>
-            </w:tcMar>
-            <w:vAlign w:val="center"/>
-          </w:tcPr>
-          <w:p>
-            <w:pPr>
-              <w:spacing w:line="250" w:lineRule="auto"/>
-            </w:pPr>
-            <w:r>
-              <w:rPr>
-                <w:rFonts w:ascii="Arial" w:eastAsia="Arial" w:hAnsi="Arial" w:cs="Arial"/>
-                <w:color w:val="1A1A1A"/>
-                <w:sz w:val="15"/>
-                <w:szCs w:val="15"/>
-              </w:rPr>
-              <w:t>Maquetas aprobadas por el equipo y mostradas a docentes antes de desarrollar.</w:t>
-            </w:r>
-          </w:p>
-        </w:tc>
-        <w:tc>
-          <w:tcPr>
-            <w:tcW w:w="2108" w:type="dxa"/>
-            <w:tcBorders>
-              <w:top w:val="single" w:sz="4" w:space="0" w:color="B8C2CC"/>
-              <w:left w:val="single" w:sz="4" w:space="0" w:color="B8C2CC"/>
-              <w:bottom w:val="single" w:sz="4" w:space="0" w:color="B8C2CC"/>
-              <w:right w:val="single" w:sz="4" w:space="0" w:color="B8C2CC"/>
-            </w:tcBorders>
-            <w:tcMar>
-              <w:top w:w="55" w:type="dxa"/>
-              <w:left w:w="85" w:type="dxa"/>
-              <w:bottom w:w="55" w:type="dxa"/>
-              <w:right w:w="85" w:type="dxa"/>
-            </w:tcMar>
-            <w:vAlign w:val="center"/>
-          </w:tcPr>
-          <w:p>
-            <w:pPr>
-              <w:spacing w:line="250" w:lineRule="auto"/>
-            </w:pPr>
-            <w:r>
-              <w:rPr>
-                <w:rFonts w:ascii="Arial" w:eastAsia="Arial" w:hAnsi="Arial" w:cs="Arial"/>
-                <w:color w:val="1A1A1A"/>
-                <w:sz w:val="15"/>
-                <w:szCs w:val="15"/>
-              </w:rPr>
-              <w:t>Cumplido en parte: falta mostrarlo a los docentes.</w:t>
-            </w:r>
-          </w:p>
-        </w:tc>
-        <w:tc>
-          <w:tcPr>
-            <w:tcW w:w="2286" w:type="dxa"/>
-            <w:tcBorders>
-              <w:top w:val="single" w:sz="4" w:space="0" w:color="B8C2CC"/>
-              <w:left w:val="single" w:sz="4" w:space="0" w:color="B8C2CC"/>
-              <w:bottom w:val="single" w:sz="4" w:space="0" w:color="B8C2CC"/>
-              <w:right w:val="single" w:sz="4" w:space="0" w:color="B8C2CC"/>
-            </w:tcBorders>
-            <w:tcMar>
-              <w:top w:w="55" w:type="dxa"/>
-              <w:left w:w="85" w:type="dxa"/>
-              <w:bottom w:w="55" w:type="dxa"/>
-              <w:right w:w="85" w:type="dxa"/>
-            </w:tcMar>
-            <w:vAlign w:val="center"/>
-          </w:tcPr>
-          <w:p>
-            <w:pPr>
-              <w:spacing w:line="250" w:lineRule="auto"/>
-            </w:pPr>
-            <w:r>
-              <w:rPr>
-                <w:rFonts w:ascii="Arial" w:eastAsia="Arial" w:hAnsi="Arial" w:cs="Arial"/>
-                <w:color w:val="1A1A1A"/>
-                <w:sz w:val="15"/>
-                <w:szCs w:val="15"/>
-              </w:rPr>
-              <w:t>Prototipo navegable en línea.</w:t>
+            <w:tcW w:w="2636" w:type="dxa"/>
+            <w:tcBorders>
+              <w:top w:val="single" w:sz="4" w:space="0" w:color="B8C2CC"/>
+              <w:left w:val="single" w:sz="4" w:space="0" w:color="B8C2CC"/>
+              <w:bottom w:val="single" w:sz="4" w:space="0" w:color="B8C2CC"/>
+              <w:right w:val="single" w:sz="4" w:space="0" w:color="B8C2CC"/>
+            </w:tcBorders>
+            <w:shd w:val="clear" w:color="auto" w:fill="EEF2F7"/>
+            <w:tcMar>
+              <w:top w:w="55" w:type="dxa"/>
+              <w:left w:w="85" w:type="dxa"/>
+              <w:bottom w:w="55" w:type="dxa"/>
+              <w:right w:w="85" w:type="dxa"/>
+            </w:tcMar>
+            <w:vAlign w:val="center"/>
+          </w:tcPr>
+          <w:p>
+            <w:pPr>
+              <w:spacing w:line="250" w:lineRule="auto"/>
+            </w:pPr>
+            <w:r>
+              <w:rPr>
+                <w:rFonts w:ascii="Arial" w:eastAsia="Arial" w:hAnsi="Arial" w:cs="Arial"/>
+                <w:b/>
+                <w:bCs/>
+                <w:color w:val="1F3864"/>
+                <w:sz w:val="18"/>
+                <w:szCs w:val="18"/>
+              </w:rPr>
+              <w:t>Entregable</w:t>
+            </w:r>
+          </w:p>
+        </w:tc>
+        <w:tc>
+          <w:tcPr>
+            <w:tcW w:w="6151" w:type="dxa"/>
+            <w:tcBorders>
+              <w:top w:val="single" w:sz="4" w:space="0" w:color="B8C2CC"/>
+              <w:left w:val="single" w:sz="4" w:space="0" w:color="B8C2CC"/>
+              <w:bottom w:val="single" w:sz="4" w:space="0" w:color="B8C2CC"/>
+              <w:right w:val="single" w:sz="4" w:space="0" w:color="B8C2CC"/>
+            </w:tcBorders>
+            <w:tcMar>
+              <w:top w:w="55" w:type="dxa"/>
+              <w:left w:w="85" w:type="dxa"/>
+              <w:bottom w:w="55" w:type="dxa"/>
+              <w:right w:w="85" w:type="dxa"/>
+            </w:tcMar>
+            <w:vAlign w:val="center"/>
+          </w:tcPr>
+          <w:p>
+            <w:pPr>
+              <w:spacing w:line="250" w:lineRule="auto"/>
+            </w:pPr>
+            <w:r>
+              <w:rPr>
+                <w:rFonts w:ascii="Arial" w:eastAsia="Arial" w:hAnsi="Arial" w:cs="Arial"/>
+                <w:color w:val="1A1A1A"/>
+                <w:sz w:val="18"/>
+                <w:szCs w:val="18"/>
+              </w:rPr>
+              <w:t>Prototipo validado</w:t>
             </w:r>
           </w:p>
         </w:tc>
@@ -7469,133 +7302,68 @@
         </w:trPr>
         <w:tc>
           <w:tcPr>
-            <w:tcW w:w="1933" w:type="dxa"/>
-            <w:tcBorders>
-              <w:top w:val="single" w:sz="4" w:space="0" w:color="B8C2CC"/>
-              <w:left w:val="single" w:sz="4" w:space="0" w:color="B8C2CC"/>
-              <w:bottom w:val="single" w:sz="4" w:space="0" w:color="B8C2CC"/>
-              <w:right w:val="single" w:sz="4" w:space="0" w:color="B8C2CC"/>
-            </w:tcBorders>
-            <w:shd w:val="clear" w:color="auto" w:fill="F5F7FA"/>
-            <w:tcMar>
-              <w:top w:w="55" w:type="dxa"/>
-              <w:left w:w="85" w:type="dxa"/>
-              <w:bottom w:w="55" w:type="dxa"/>
-              <w:right w:w="85" w:type="dxa"/>
-            </w:tcMar>
-            <w:vAlign w:val="center"/>
-          </w:tcPr>
-          <w:p>
-            <w:pPr>
-              <w:spacing w:line="250" w:lineRule="auto"/>
-            </w:pPr>
-            <w:r>
-              <w:rPr>
-                <w:rFonts w:ascii="Arial" w:eastAsia="Arial" w:hAnsi="Arial" w:cs="Arial"/>
-                <w:color w:val="1A1A1A"/>
-                <w:sz w:val="15"/>
-                <w:szCs w:val="15"/>
-              </w:rPr>
-              <w:t>1.2.1 Integración de datos</w:t>
-            </w:r>
-          </w:p>
-        </w:tc>
-        <w:tc>
-          <w:tcPr>
-            <w:tcW w:w="2460" w:type="dxa"/>
-            <w:tcBorders>
-              <w:top w:val="single" w:sz="4" w:space="0" w:color="B8C2CC"/>
-              <w:left w:val="single" w:sz="4" w:space="0" w:color="B8C2CC"/>
-              <w:bottom w:val="single" w:sz="4" w:space="0" w:color="B8C2CC"/>
-              <w:right w:val="single" w:sz="4" w:space="0" w:color="B8C2CC"/>
-            </w:tcBorders>
-            <w:shd w:val="clear" w:color="auto" w:fill="F5F7FA"/>
-            <w:tcMar>
-              <w:top w:w="55" w:type="dxa"/>
-              <w:left w:w="85" w:type="dxa"/>
-              <w:bottom w:w="55" w:type="dxa"/>
-              <w:right w:w="85" w:type="dxa"/>
-            </w:tcMar>
-            <w:vAlign w:val="center"/>
-          </w:tcPr>
-          <w:p>
-            <w:pPr>
-              <w:spacing w:line="250" w:lineRule="auto"/>
-            </w:pPr>
-            <w:r>
-              <w:rPr>
-                <w:rFonts w:ascii="Arial" w:eastAsia="Arial" w:hAnsi="Arial" w:cs="Arial"/>
-                <w:color w:val="1A1A1A"/>
-                <w:sz w:val="15"/>
-                <w:szCs w:val="15"/>
-              </w:rPr>
-              <w:t>Carga sin duplicados, validada con reconciliación en tres fechas.</w:t>
-            </w:r>
-          </w:p>
-        </w:tc>
-        <w:tc>
-          <w:tcPr>
-            <w:tcW w:w="2108" w:type="dxa"/>
-            <w:tcBorders>
-              <w:top w:val="single" w:sz="4" w:space="0" w:color="B8C2CC"/>
-              <w:left w:val="single" w:sz="4" w:space="0" w:color="B8C2CC"/>
-              <w:bottom w:val="single" w:sz="4" w:space="0" w:color="B8C2CC"/>
-              <w:right w:val="single" w:sz="4" w:space="0" w:color="B8C2CC"/>
-            </w:tcBorders>
-            <w:shd w:val="clear" w:color="auto" w:fill="F5F7FA"/>
-            <w:tcMar>
-              <w:top w:w="55" w:type="dxa"/>
-              <w:left w:w="85" w:type="dxa"/>
-              <w:bottom w:w="55" w:type="dxa"/>
-              <w:right w:w="85" w:type="dxa"/>
-            </w:tcMar>
-            <w:vAlign w:val="center"/>
-          </w:tcPr>
-          <w:p>
-            <w:pPr>
-              <w:spacing w:line="250" w:lineRule="auto"/>
-            </w:pPr>
-            <w:r>
-              <w:rPr>
-                <w:rFonts w:ascii="Arial" w:eastAsia="Arial" w:hAnsi="Arial" w:cs="Arial"/>
-                <w:color w:val="1A1A1A"/>
-                <w:sz w:val="15"/>
-                <w:szCs w:val="15"/>
-              </w:rPr>
-              <w:t>Cumplido en parte: reconciliación correcta en una fecha, con el registro de un docente.</w:t>
-            </w:r>
-          </w:p>
-        </w:tc>
-        <w:tc>
-          <w:tcPr>
-            <w:tcW w:w="2286" w:type="dxa"/>
-            <w:tcBorders>
-              <w:top w:val="single" w:sz="4" w:space="0" w:color="B8C2CC"/>
-              <w:left w:val="single" w:sz="4" w:space="0" w:color="B8C2CC"/>
-              <w:bottom w:val="single" w:sz="4" w:space="0" w:color="B8C2CC"/>
-              <w:right w:val="single" w:sz="4" w:space="0" w:color="B8C2CC"/>
-            </w:tcBorders>
-            <w:shd w:val="clear" w:color="auto" w:fill="F5F7FA"/>
-            <w:tcMar>
-              <w:top w:w="55" w:type="dxa"/>
-              <w:left w:w="85" w:type="dxa"/>
-              <w:bottom w:w="55" w:type="dxa"/>
-              <w:right w:w="85" w:type="dxa"/>
-            </w:tcMar>
-            <w:vAlign w:val="center"/>
-          </w:tcPr>
-          <w:p>
-            <w:pPr>
-              <w:spacing w:line="250" w:lineRule="auto"/>
-            </w:pPr>
-            <w:r>
-              <w:rPr>
-                <w:rFonts w:ascii="Arial" w:eastAsia="Arial" w:hAnsi="Arial" w:cs="Arial"/>
-                <w:color w:val="1A1A1A"/>
-                <w:sz w:val="15"/>
-                <w:szCs w:val="15"/>
-              </w:rPr>
-              <w:t>Resultado de la carga y bitácora de cargas.</w:t>
+            <w:tcW w:w="2636" w:type="dxa"/>
+            <w:tcBorders>
+              <w:top w:val="single" w:sz="4" w:space="0" w:color="B8C2CC"/>
+              <w:left w:val="single" w:sz="4" w:space="0" w:color="B8C2CC"/>
+              <w:bottom w:val="single" w:sz="4" w:space="0" w:color="B8C2CC"/>
+              <w:right w:val="single" w:sz="4" w:space="0" w:color="B8C2CC"/>
+            </w:tcBorders>
+            <w:shd w:val="clear" w:color="auto" w:fill="EEF2F7"/>
+            <w:tcMar>
+              <w:top w:w="55" w:type="dxa"/>
+              <w:left w:w="85" w:type="dxa"/>
+              <w:bottom w:w="55" w:type="dxa"/>
+              <w:right w:w="85" w:type="dxa"/>
+            </w:tcMar>
+            <w:vAlign w:val="center"/>
+          </w:tcPr>
+          <w:p>
+            <w:pPr>
+              <w:spacing w:line="250" w:lineRule="auto"/>
+            </w:pPr>
+            <w:r>
+              <w:rPr>
+                <w:rFonts w:ascii="Arial" w:eastAsia="Arial" w:hAnsi="Arial" w:cs="Arial"/>
+                <w:b/>
+                <w:bCs/>
+                <w:color w:val="1F3864"/>
+                <w:sz w:val="18"/>
+                <w:szCs w:val="18"/>
+              </w:rPr>
+              <w:t>Criterio de aceptación</w:t>
+            </w:r>
+          </w:p>
+        </w:tc>
+        <w:tc>
+          <w:tcPr>
+            <w:tcW w:w="6151" w:type="dxa"/>
+            <w:tcBorders>
+              <w:top w:val="single" w:sz="4" w:space="0" w:color="B8C2CC"/>
+              <w:left w:val="single" w:sz="4" w:space="0" w:color="B8C2CC"/>
+              <w:bottom w:val="single" w:sz="4" w:space="0" w:color="B8C2CC"/>
+              <w:right w:val="single" w:sz="4" w:space="0" w:color="B8C2CC"/>
+            </w:tcBorders>
+            <w:tcMar>
+              <w:top w:w="55" w:type="dxa"/>
+              <w:left w:w="85" w:type="dxa"/>
+              <w:bottom w:w="55" w:type="dxa"/>
+              <w:right w:w="85" w:type="dxa"/>
+            </w:tcMar>
+            <w:vAlign w:val="center"/>
+          </w:tcPr>
+          <w:p>
+            <w:pPr>
+              <w:spacing w:line="250" w:lineRule="auto"/>
+            </w:pPr>
+            <w:r>
+              <w:rPr>
+                <w:rFonts w:ascii="Arial" w:eastAsia="Arial" w:hAnsi="Arial" w:cs="Arial"/>
+                <w:color w:val="1A1A1A"/>
+                <w:sz w:val="18"/>
+                <w:szCs w:val="18"/>
+              </w:rPr>
+              <w:t>Maquetas aprobadas por el equipo y mostradas a docentes antes de desarrollar.</w:t>
             </w:r>
           </w:p>
         </w:tc>
@@ -7612,129 +7380,146 @@
         </w:trPr>
         <w:tc>
           <w:tcPr>
-            <w:tcW w:w="1933" w:type="dxa"/>
-            <w:tcBorders>
-              <w:top w:val="single" w:sz="4" w:space="0" w:color="B8C2CC"/>
-              <w:left w:val="single" w:sz="4" w:space="0" w:color="B8C2CC"/>
-              <w:bottom w:val="single" w:sz="4" w:space="0" w:color="B8C2CC"/>
-              <w:right w:val="single" w:sz="4" w:space="0" w:color="B8C2CC"/>
-            </w:tcBorders>
-            <w:tcMar>
-              <w:top w:w="55" w:type="dxa"/>
-              <w:left w:w="85" w:type="dxa"/>
-              <w:bottom w:w="55" w:type="dxa"/>
-              <w:right w:w="85" w:type="dxa"/>
-            </w:tcMar>
-            <w:vAlign w:val="center"/>
-          </w:tcPr>
-          <w:p>
-            <w:pPr>
-              <w:spacing w:line="250" w:lineRule="auto"/>
-            </w:pPr>
-            <w:r>
-              <w:rPr>
-                <w:rFonts w:ascii="Arial" w:eastAsia="Arial" w:hAnsi="Arial" w:cs="Arial"/>
-                <w:color w:val="1A1A1A"/>
-                <w:sz w:val="15"/>
-                <w:szCs w:val="15"/>
-              </w:rPr>
-              <w:t>1.2.2 Calidad de datos</w:t>
-            </w:r>
-          </w:p>
-        </w:tc>
-        <w:tc>
-          <w:tcPr>
-            <w:tcW w:w="2460" w:type="dxa"/>
-            <w:tcBorders>
-              <w:top w:val="single" w:sz="4" w:space="0" w:color="B8C2CC"/>
-              <w:left w:val="single" w:sz="4" w:space="0" w:color="B8C2CC"/>
-              <w:bottom w:val="single" w:sz="4" w:space="0" w:color="B8C2CC"/>
-              <w:right w:val="single" w:sz="4" w:space="0" w:color="B8C2CC"/>
-            </w:tcBorders>
-            <w:tcMar>
-              <w:top w:w="55" w:type="dxa"/>
-              <w:left w:w="85" w:type="dxa"/>
-              <w:bottom w:w="55" w:type="dxa"/>
-              <w:right w:w="85" w:type="dxa"/>
-            </w:tcMar>
-            <w:vAlign w:val="center"/>
-          </w:tcPr>
-          <w:p>
-            <w:pPr>
-              <w:spacing w:line="250" w:lineRule="auto"/>
-            </w:pPr>
-            <w:r>
-              <w:rPr>
-                <w:rFonts w:ascii="Arial" w:eastAsia="Arial" w:hAnsi="Arial" w:cs="Arial"/>
-                <w:color w:val="1A1A1A"/>
-                <w:sz w:val="15"/>
-                <w:szCs w:val="15"/>
-              </w:rPr>
-              <w:t>Sin vacíos críticos, duplicados ni inconsistencias; reporte de calidad.</w:t>
-            </w:r>
-          </w:p>
-        </w:tc>
-        <w:tc>
-          <w:tcPr>
-            <w:tcW w:w="2108" w:type="dxa"/>
-            <w:tcBorders>
-              <w:top w:val="single" w:sz="4" w:space="0" w:color="B8C2CC"/>
-              <w:left w:val="single" w:sz="4" w:space="0" w:color="B8C2CC"/>
-              <w:bottom w:val="single" w:sz="4" w:space="0" w:color="B8C2CC"/>
-              <w:right w:val="single" w:sz="4" w:space="0" w:color="B8C2CC"/>
-            </w:tcBorders>
-            <w:tcMar>
-              <w:top w:w="55" w:type="dxa"/>
-              <w:left w:w="85" w:type="dxa"/>
-              <w:bottom w:w="55" w:type="dxa"/>
-              <w:right w:w="85" w:type="dxa"/>
-            </w:tcMar>
-            <w:vAlign w:val="center"/>
-          </w:tcPr>
-          <w:p>
-            <w:pPr>
-              <w:spacing w:line="250" w:lineRule="auto"/>
-            </w:pPr>
-            <w:r>
-              <w:rPr>
-                <w:rFonts w:ascii="Arial" w:eastAsia="Arial" w:hAnsi="Arial" w:cs="Arial"/>
-                <w:color w:val="1A1A1A"/>
-                <w:sz w:val="15"/>
-                <w:szCs w:val="15"/>
-              </w:rPr>
-              <w:t>Cumplido en parte: reglas y reporte listos; faltan los datos completos.</w:t>
-            </w:r>
-          </w:p>
-        </w:tc>
-        <w:tc>
-          <w:tcPr>
-            <w:tcW w:w="2286" w:type="dxa"/>
-            <w:tcBorders>
-              <w:top w:val="single" w:sz="4" w:space="0" w:color="B8C2CC"/>
-              <w:left w:val="single" w:sz="4" w:space="0" w:color="B8C2CC"/>
-              <w:bottom w:val="single" w:sz="4" w:space="0" w:color="B8C2CC"/>
-              <w:right w:val="single" w:sz="4" w:space="0" w:color="B8C2CC"/>
-            </w:tcBorders>
-            <w:tcMar>
-              <w:top w:w="55" w:type="dxa"/>
-              <w:left w:w="85" w:type="dxa"/>
-              <w:bottom w:w="55" w:type="dxa"/>
-              <w:right w:w="85" w:type="dxa"/>
-            </w:tcMar>
-            <w:vAlign w:val="center"/>
-          </w:tcPr>
-          <w:p>
-            <w:pPr>
-              <w:spacing w:line="250" w:lineRule="auto"/>
-            </w:pPr>
-            <w:r>
-              <w:rPr>
-                <w:rFonts w:ascii="Arial" w:eastAsia="Arial" w:hAnsi="Arial" w:cs="Arial"/>
-                <w:color w:val="1A1A1A"/>
-                <w:sz w:val="15"/>
-                <w:szCs w:val="15"/>
-              </w:rPr>
-              <w:t>Reporte de calidad y ejecuciones nocturnas.</w:t>
+            <w:tcW w:w="2636" w:type="dxa"/>
+            <w:tcBorders>
+              <w:top w:val="single" w:sz="4" w:space="0" w:color="B8C2CC"/>
+              <w:left w:val="single" w:sz="4" w:space="0" w:color="B8C2CC"/>
+              <w:bottom w:val="single" w:sz="4" w:space="0" w:color="B8C2CC"/>
+              <w:right w:val="single" w:sz="4" w:space="0" w:color="B8C2CC"/>
+            </w:tcBorders>
+            <w:shd w:val="clear" w:color="auto" w:fill="EEF2F7"/>
+            <w:tcMar>
+              <w:top w:w="55" w:type="dxa"/>
+              <w:left w:w="85" w:type="dxa"/>
+              <w:bottom w:w="55" w:type="dxa"/>
+              <w:right w:w="85" w:type="dxa"/>
+            </w:tcMar>
+            <w:vAlign w:val="center"/>
+          </w:tcPr>
+          <w:p>
+            <w:pPr>
+              <w:spacing w:line="250" w:lineRule="auto"/>
+            </w:pPr>
+            <w:r>
+              <w:rPr>
+                <w:rFonts w:ascii="Arial" w:eastAsia="Arial" w:hAnsi="Arial" w:cs="Arial"/>
+                <w:b/>
+                <w:bCs/>
+                <w:color w:val="1F3864"/>
+                <w:sz w:val="18"/>
+                <w:szCs w:val="18"/>
+              </w:rPr>
+              <w:t>Situación del criterio</w:t>
+            </w:r>
+          </w:p>
+        </w:tc>
+        <w:tc>
+          <w:tcPr>
+            <w:tcW w:w="6151" w:type="dxa"/>
+            <w:tcBorders>
+              <w:top w:val="single" w:sz="4" w:space="0" w:color="B8C2CC"/>
+              <w:left w:val="single" w:sz="4" w:space="0" w:color="B8C2CC"/>
+              <w:bottom w:val="single" w:sz="4" w:space="0" w:color="B8C2CC"/>
+              <w:right w:val="single" w:sz="4" w:space="0" w:color="B8C2CC"/>
+            </w:tcBorders>
+            <w:tcMar>
+              <w:top w:w="55" w:type="dxa"/>
+              <w:left w:w="85" w:type="dxa"/>
+              <w:bottom w:w="55" w:type="dxa"/>
+              <w:right w:w="85" w:type="dxa"/>
+            </w:tcMar>
+            <w:vAlign w:val="center"/>
+          </w:tcPr>
+          <w:p>
+            <w:pPr>
+              <w:spacing w:line="250" w:lineRule="auto"/>
+            </w:pPr>
+            <w:r>
+              <w:rPr>
+                <w:rFonts w:ascii="Arial" w:eastAsia="Arial" w:hAnsi="Arial" w:cs="Arial"/>
+                <w:color w:val="1A1A1A"/>
+                <w:sz w:val="18"/>
+                <w:szCs w:val="18"/>
+              </w:rPr>
+              <w:t>Cumplido en parte: el equipo lo aprobó; falta mostrarlo a los docentes y recoger sus observaciones.</w:t>
+            </w:r>
+          </w:p>
+        </w:tc>
+      </w:tr>
+      <w:tr>
+        <w:tblPrEx>
+          <w:tblCellMar>
+            <w:top w:w="0" w:type="dxa"/>
+            <w:bottom w:w="0" w:type="dxa"/>
+          </w:tblCellMar>
+        </w:tblPrEx>
+        <w:trPr>
+          <w:cantSplit/>
+        </w:trPr>
+        <w:tc>
+          <w:tcPr>
+            <w:tcW w:w="2636" w:type="dxa"/>
+            <w:tcBorders>
+              <w:top w:val="single" w:sz="4" w:space="0" w:color="B8C2CC"/>
+              <w:left w:val="single" w:sz="4" w:space="0" w:color="B8C2CC"/>
+              <w:bottom w:val="single" w:sz="4" w:space="0" w:color="B8C2CC"/>
+              <w:right w:val="single" w:sz="4" w:space="0" w:color="B8C2CC"/>
+            </w:tcBorders>
+            <w:shd w:val="clear" w:color="auto" w:fill="EEF2F7"/>
+            <w:tcMar>
+              <w:top w:w="55" w:type="dxa"/>
+              <w:left w:w="85" w:type="dxa"/>
+              <w:bottom w:w="55" w:type="dxa"/>
+              <w:right w:w="85" w:type="dxa"/>
+            </w:tcMar>
+            <w:vAlign w:val="center"/>
+          </w:tcPr>
+          <w:p>
+            <w:pPr>
+              <w:spacing w:line="250" w:lineRule="auto"/>
+            </w:pPr>
+            <w:r>
+              <w:rPr>
+                <w:rFonts w:ascii="Arial" w:eastAsia="Arial" w:hAnsi="Arial" w:cs="Arial"/>
+                <w:b/>
+                <w:bCs/>
+                <w:color w:val="1F3864"/>
+                <w:sz w:val="18"/>
+                <w:szCs w:val="18"/>
+              </w:rPr>
+              <w:t>Evidencia</w:t>
+            </w:r>
+          </w:p>
+        </w:tc>
+        <w:tc>
+          <w:tcPr>
+            <w:tcW w:w="6151" w:type="dxa"/>
+            <w:tcBorders>
+              <w:top w:val="single" w:sz="4" w:space="0" w:color="B8C2CC"/>
+              <w:left w:val="single" w:sz="4" w:space="0" w:color="B8C2CC"/>
+              <w:bottom w:val="single" w:sz="4" w:space="0" w:color="B8C2CC"/>
+              <w:right w:val="single" w:sz="4" w:space="0" w:color="B8C2CC"/>
+            </w:tcBorders>
+            <w:tcMar>
+              <w:top w:w="55" w:type="dxa"/>
+              <w:left w:w="85" w:type="dxa"/>
+              <w:bottom w:w="55" w:type="dxa"/>
+              <w:right w:w="85" w:type="dxa"/>
+            </w:tcMar>
+            <w:vAlign w:val="center"/>
+          </w:tcPr>
+          <w:p>
+            <w:pPr>
+              <w:spacing w:line="250" w:lineRule="auto"/>
+            </w:pPr>
+            <w:r>
+              <w:rPr>
+                <w:rFonts w:ascii="Arial" w:eastAsia="Arial" w:hAnsi="Arial" w:cs="Arial"/>
+                <w:color w:val="1A1A1A"/>
+                <w:sz w:val="18"/>
+                <w:szCs w:val="18"/>
+              </w:rPr>
+              <w:t>Prototipo navegable en línea, conectado a la API, con el simulador usando el modelo.</w:t>
             </w:r>
           </w:p>
         </w:tc>
@@ -7751,16 +7536,15 @@
         <w:jc w:val="both"/>
       </w:pPr>
       <w:r>
-        <w:t>Son los paquetes cuyo resultado se puede mostrar funcionando hoy sin presentar como terminado algo que no lo está. Los de datos corresponden al Sprint 2 y se adelantaron con el registro de notas que el colegio ya había entregado.</w:t>
+        <w:t>Se eligió este paquete porque es el único cuyo resultado se puede mostrar funcionando hoy sin presentar como terminado algo que no lo está.</w:t>
       </w:r>
     </w:p>
     <w:p>
       <w:pPr>
         <w:pStyle w:val="Ttulo1"/>
       </w:pPr>
-      <w:bookmarkStart w:id="3" w:name="_Toc242545532"/>
+      <w:bookmarkStart w:id="3" w:name="_Toc242549746"/>
       <w:r>
-        <w:lastRenderedPageBreak/>
         <w:t>4. Qué es real y qué es demostración</w:t>
       </w:r>
       <w:bookmarkEnd w:id="3"/>
@@ -7779,7 +7563,7 @@
           <w:sz w:val="18"/>
           <w:szCs w:val="18"/>
         </w:rPr>
-        <w:t xml:space="preserve">Tabla 4. </w:t>
+        <w:t xml:space="preserve">Tabla 3. </w:t>
       </w:r>
       <w:r>
         <w:rPr>
@@ -8308,6 +8092,7 @@
                 <w:sz w:val="18"/>
                 <w:szCs w:val="18"/>
               </w:rPr>
+              <w:lastRenderedPageBreak/>
               <w:t>Tres niveles de riesgo</w:t>
             </w:r>
           </w:p>
@@ -8420,7 +8205,7 @@
                 <w:sz w:val="18"/>
                 <w:szCs w:val="18"/>
               </w:rPr>
-              <w:t>Base de datos, carga y validación</w:t>
+              <w:t>Estudiantes y notas</w:t>
             </w:r>
           </w:p>
         </w:tc>
@@ -8433,7 +8218,7 @@
               <w:bottom w:val="single" w:sz="4" w:space="0" w:color="B8C2CC"/>
               <w:right w:val="single" w:sz="4" w:space="0" w:color="B8C2CC"/>
             </w:tcBorders>
-            <w:shd w:val="clear" w:color="auto" w:fill="CFEBD6"/>
+            <w:shd w:val="clear" w:color="auto" w:fill="FFE9A8"/>
             <w:tcMar>
               <w:top w:w="55" w:type="dxa"/>
               <w:left w:w="85" w:type="dxa"/>
@@ -8456,7 +8241,7 @@
                 <w:sz w:val="18"/>
                 <w:szCs w:val="18"/>
               </w:rPr>
-              <w:t>Real</w:t>
+              <w:t>Ejemplo</w:t>
             </w:r>
           </w:p>
         </w:tc>
@@ -8488,7 +8273,7 @@
                 <w:sz w:val="18"/>
                 <w:szCs w:val="18"/>
               </w:rPr>
-              <w:t>La carga se probó con el registro real del colegio en un equipo del proyecto; la validación corre cada noche.</w:t>
+              <w:t>Cinco estudiantes ficticios. La base de datos está vacía.</w:t>
             </w:r>
           </w:p>
         </w:tc>
@@ -8532,231 +8317,7 @@
                 <w:sz w:val="18"/>
                 <w:szCs w:val="18"/>
               </w:rPr>
-              <w:t>Estudiantes y notas de la página pública</w:t>
-            </w:r>
-          </w:p>
-        </w:tc>
-        <w:tc>
-          <w:tcPr>
-            <w:tcW w:w="1581" w:type="dxa"/>
-            <w:tcBorders>
-              <w:top w:val="single" w:sz="4" w:space="0" w:color="B8C2CC"/>
-              <w:left w:val="single" w:sz="4" w:space="0" w:color="B8C2CC"/>
-              <w:bottom w:val="single" w:sz="4" w:space="0" w:color="B8C2CC"/>
-              <w:right w:val="single" w:sz="4" w:space="0" w:color="B8C2CC"/>
-            </w:tcBorders>
-            <w:shd w:val="clear" w:color="auto" w:fill="FFE9A8"/>
-            <w:tcMar>
-              <w:top w:w="55" w:type="dxa"/>
-              <w:left w:w="85" w:type="dxa"/>
-              <w:bottom w:w="55" w:type="dxa"/>
-              <w:right w:w="85" w:type="dxa"/>
-            </w:tcMar>
-            <w:vAlign w:val="center"/>
-          </w:tcPr>
-          <w:p>
-            <w:pPr>
-              <w:spacing w:line="250" w:lineRule="auto"/>
-              <w:jc w:val="center"/>
-            </w:pPr>
-            <w:r>
-              <w:rPr>
-                <w:rFonts w:ascii="Arial" w:eastAsia="Arial" w:hAnsi="Arial" w:cs="Arial"/>
-                <w:b/>
-                <w:bCs/>
-                <w:color w:val="1A1A1A"/>
-                <w:sz w:val="18"/>
-                <w:szCs w:val="18"/>
-              </w:rPr>
-              <w:t>Práctica</w:t>
-            </w:r>
-          </w:p>
-        </w:tc>
-        <w:tc>
-          <w:tcPr>
-            <w:tcW w:w="4746" w:type="dxa"/>
-            <w:tcBorders>
-              <w:top w:val="single" w:sz="4" w:space="0" w:color="B8C2CC"/>
-              <w:left w:val="single" w:sz="4" w:space="0" w:color="B8C2CC"/>
-              <w:bottom w:val="single" w:sz="4" w:space="0" w:color="B8C2CC"/>
-              <w:right w:val="single" w:sz="4" w:space="0" w:color="B8C2CC"/>
-            </w:tcBorders>
-            <w:shd w:val="clear" w:color="auto" w:fill="F5F7FA"/>
-            <w:tcMar>
-              <w:top w:w="55" w:type="dxa"/>
-              <w:left w:w="85" w:type="dxa"/>
-              <w:bottom w:w="55" w:type="dxa"/>
-              <w:right w:w="85" w:type="dxa"/>
-            </w:tcMar>
-            <w:vAlign w:val="center"/>
-          </w:tcPr>
-          <w:p>
-            <w:pPr>
-              <w:spacing w:line="250" w:lineRule="auto"/>
-            </w:pPr>
-            <w:r>
-              <w:rPr>
-                <w:rFonts w:ascii="Arial" w:eastAsia="Arial" w:hAnsi="Arial" w:cs="Arial"/>
-                <w:color w:val="1A1A1A"/>
-                <w:sz w:val="18"/>
-                <w:szCs w:val="18"/>
-              </w:rPr>
-              <w:t>Notas inventadas con la estructura del registro real: 45 estudiantes ficticios. Los datos reales no se publican sin el consentimiento de los apoderados.</w:t>
-            </w:r>
-          </w:p>
-        </w:tc>
-      </w:tr>
-      <w:tr>
-        <w:tblPrEx>
-          <w:tblCellMar>
-            <w:top w:w="0" w:type="dxa"/>
-            <w:bottom w:w="0" w:type="dxa"/>
-          </w:tblCellMar>
-        </w:tblPrEx>
-        <w:trPr>
-          <w:cantSplit/>
-        </w:trPr>
-        <w:tc>
-          <w:tcPr>
-            <w:tcW w:w="2460" w:type="dxa"/>
-            <w:tcBorders>
-              <w:top w:val="single" w:sz="4" w:space="0" w:color="B8C2CC"/>
-              <w:left w:val="single" w:sz="4" w:space="0" w:color="B8C2CC"/>
-              <w:bottom w:val="single" w:sz="4" w:space="0" w:color="B8C2CC"/>
-              <w:right w:val="single" w:sz="4" w:space="0" w:color="B8C2CC"/>
-            </w:tcBorders>
-            <w:tcMar>
-              <w:top w:w="55" w:type="dxa"/>
-              <w:left w:w="85" w:type="dxa"/>
-              <w:bottom w:w="55" w:type="dxa"/>
-              <w:right w:w="85" w:type="dxa"/>
-            </w:tcMar>
-            <w:vAlign w:val="center"/>
-          </w:tcPr>
-          <w:p>
-            <w:pPr>
-              <w:spacing w:line="250" w:lineRule="auto"/>
-            </w:pPr>
-            <w:r>
-              <w:rPr>
-                <w:rFonts w:ascii="Arial" w:eastAsia="Arial" w:hAnsi="Arial" w:cs="Arial"/>
-                <w:color w:val="1A1A1A"/>
-                <w:sz w:val="18"/>
-                <w:szCs w:val="18"/>
-              </w:rPr>
-              <w:t>Nivel de riesgo de cada estudiante</w:t>
-            </w:r>
-          </w:p>
-        </w:tc>
-        <w:tc>
-          <w:tcPr>
-            <w:tcW w:w="1581" w:type="dxa"/>
-            <w:tcBorders>
-              <w:top w:val="single" w:sz="4" w:space="0" w:color="B8C2CC"/>
-              <w:left w:val="single" w:sz="4" w:space="0" w:color="B8C2CC"/>
-              <w:bottom w:val="single" w:sz="4" w:space="0" w:color="B8C2CC"/>
-              <w:right w:val="single" w:sz="4" w:space="0" w:color="B8C2CC"/>
-            </w:tcBorders>
-            <w:shd w:val="clear" w:color="auto" w:fill="FFE9A8"/>
-            <w:tcMar>
-              <w:top w:w="55" w:type="dxa"/>
-              <w:left w:w="85" w:type="dxa"/>
-              <w:bottom w:w="55" w:type="dxa"/>
-              <w:right w:w="85" w:type="dxa"/>
-            </w:tcMar>
-            <w:vAlign w:val="center"/>
-          </w:tcPr>
-          <w:p>
-            <w:pPr>
-              <w:spacing w:line="250" w:lineRule="auto"/>
-              <w:jc w:val="center"/>
-            </w:pPr>
-            <w:r>
-              <w:rPr>
-                <w:rFonts w:ascii="Arial" w:eastAsia="Arial" w:hAnsi="Arial" w:cs="Arial"/>
-                <w:b/>
-                <w:bCs/>
-                <w:color w:val="1A1A1A"/>
-                <w:sz w:val="18"/>
-                <w:szCs w:val="18"/>
-              </w:rPr>
-              <w:t>Regla provisional</w:t>
-            </w:r>
-          </w:p>
-        </w:tc>
-        <w:tc>
-          <w:tcPr>
-            <w:tcW w:w="4746" w:type="dxa"/>
-            <w:tcBorders>
-              <w:top w:val="single" w:sz="4" w:space="0" w:color="B8C2CC"/>
-              <w:left w:val="single" w:sz="4" w:space="0" w:color="B8C2CC"/>
-              <w:bottom w:val="single" w:sz="4" w:space="0" w:color="B8C2CC"/>
-              <w:right w:val="single" w:sz="4" w:space="0" w:color="B8C2CC"/>
-            </w:tcBorders>
-            <w:tcMar>
-              <w:top w:w="55" w:type="dxa"/>
-              <w:left w:w="85" w:type="dxa"/>
-              <w:bottom w:w="55" w:type="dxa"/>
-              <w:right w:w="85" w:type="dxa"/>
-            </w:tcMar>
-            <w:vAlign w:val="center"/>
-          </w:tcPr>
-          <w:p>
-            <w:pPr>
-              <w:spacing w:line="250" w:lineRule="auto"/>
-            </w:pPr>
-            <w:r>
-              <w:rPr>
-                <w:rFonts w:ascii="Arial" w:eastAsia="Arial" w:hAnsi="Arial" w:cs="Arial"/>
-                <w:color w:val="1A1A1A"/>
-                <w:sz w:val="18"/>
-                <w:szCs w:val="18"/>
-              </w:rPr>
-              <w:t>Regla simple y visible, no Machine Learning. Será la referencia contra la que se compare el modelo.</w:t>
-            </w:r>
-          </w:p>
-        </w:tc>
-      </w:tr>
-      <w:tr>
-        <w:tblPrEx>
-          <w:tblCellMar>
-            <w:top w:w="0" w:type="dxa"/>
-            <w:bottom w:w="0" w:type="dxa"/>
-          </w:tblCellMar>
-        </w:tblPrEx>
-        <w:trPr>
-          <w:cantSplit/>
-        </w:trPr>
-        <w:tc>
-          <w:tcPr>
-            <w:tcW w:w="2460" w:type="dxa"/>
-            <w:tcBorders>
-              <w:top w:val="single" w:sz="4" w:space="0" w:color="B8C2CC"/>
-              <w:left w:val="single" w:sz="4" w:space="0" w:color="B8C2CC"/>
-              <w:bottom w:val="single" w:sz="4" w:space="0" w:color="B8C2CC"/>
-              <w:right w:val="single" w:sz="4" w:space="0" w:color="B8C2CC"/>
-            </w:tcBorders>
-            <w:shd w:val="clear" w:color="auto" w:fill="F5F7FA"/>
-            <w:tcMar>
-              <w:top w:w="55" w:type="dxa"/>
-              <w:left w:w="85" w:type="dxa"/>
-              <w:bottom w:w="55" w:type="dxa"/>
-              <w:right w:w="85" w:type="dxa"/>
-            </w:tcMar>
-            <w:vAlign w:val="center"/>
-          </w:tcPr>
-          <w:p>
-            <w:pPr>
-              <w:spacing w:line="250" w:lineRule="auto"/>
-            </w:pPr>
-            <w:r>
-              <w:rPr>
-                <w:rFonts w:ascii="Arial" w:eastAsia="Arial" w:hAnsi="Arial" w:cs="Arial"/>
-                <w:color w:val="1A1A1A"/>
-                <w:sz w:val="18"/>
-                <w:szCs w:val="18"/>
-              </w:rPr>
-              <w:t>Modelo del simulador</w:t>
+              <w:t>Modelo</w:t>
             </w:r>
           </w:p>
         </w:tc>
@@ -9251,7 +8812,7 @@
       <w:pPr>
         <w:pStyle w:val="Ttulo1"/>
       </w:pPr>
-      <w:bookmarkStart w:id="4" w:name="_Toc242545533"/>
+      <w:bookmarkStart w:id="4" w:name="_Toc242549747"/>
       <w:r>
         <w:t>5. Ajustes aplicados al prototipo</w:t>
       </w:r>
@@ -9352,89 +8913,18 @@
     </w:p>
     <w:p>
       <w:pPr>
-        <w:pStyle w:val="Prrafodelista"/>
-        <w:numPr>
-          <w:ilvl w:val="0"/>
-          <w:numId w:val="2"/>
-        </w:numPr>
-        <w:spacing w:after="80" w:line="290" w:lineRule="auto"/>
-        <w:jc w:val="both"/>
-      </w:pPr>
-      <w:r>
-        <w:t>Base de datos nueva: los estudiantes se identifican por código y no se guardan nombres.</w:t>
-      </w:r>
-    </w:p>
-    <w:p>
-      <w:pPr>
-        <w:pStyle w:val="Prrafodelista"/>
-        <w:numPr>
-          <w:ilvl w:val="0"/>
-          <w:numId w:val="2"/>
-        </w:numPr>
-        <w:spacing w:after="80" w:line="290" w:lineRule="auto"/>
-        <w:jc w:val="both"/>
-      </w:pPr>
-      <w:r>
-        <w:lastRenderedPageBreak/>
-        <w:t>Carga del registro de notas del colegio, con anonimización, control de duplicados y reconciliación.</w:t>
-      </w:r>
-    </w:p>
-    <w:p>
-      <w:pPr>
-        <w:pStyle w:val="Prrafodelista"/>
-        <w:numPr>
-          <w:ilvl w:val="0"/>
-          <w:numId w:val="2"/>
-        </w:numPr>
-        <w:spacing w:after="80" w:line="290" w:lineRule="auto"/>
-        <w:jc w:val="both"/>
-      </w:pPr>
-      <w:r>
-        <w:t>Validación de los datos con ocho reglas, ejecutada cada noche por una tarea programada.</w:t>
-      </w:r>
-    </w:p>
-    <w:p>
-      <w:pPr>
-        <w:pStyle w:val="Prrafodelista"/>
-        <w:numPr>
-          <w:ilvl w:val="0"/>
-          <w:numId w:val="2"/>
-        </w:numPr>
-        <w:spacing w:after="80" w:line="290" w:lineRule="auto"/>
-        <w:jc w:val="both"/>
-      </w:pPr>
-      <w:r>
-        <w:t>Regla provisional del nivel de riesgo, en reemplazo de los valores de ejemplo.</w:t>
-      </w:r>
-    </w:p>
-    <w:p>
-      <w:pPr>
-        <w:pStyle w:val="Prrafodelista"/>
-        <w:numPr>
-          <w:ilvl w:val="0"/>
-          <w:numId w:val="2"/>
-        </w:numPr>
-        <w:spacing w:after="80" w:line="290" w:lineRule="auto"/>
-        <w:jc w:val="both"/>
-      </w:pPr>
-      <w:r>
-        <w:t>Documentos de arquitectura, de datos y variables, y de pruebas en el repositorio del sistema.</w:t>
-      </w:r>
-    </w:p>
-    <w:p>
-      <w:pPr>
         <w:spacing w:after="140" w:line="300" w:lineRule="auto"/>
         <w:jc w:val="both"/>
       </w:pPr>
       <w:r>
-        <w:t>El modelo no se cambió: se entrena y valida con datos reales en el Sprint 3. La variable de pensiones ya no forma parte de los datos de los estudiantes.</w:t>
+        <w:t>No se cambió el modelo ni se agregaron datos: eso corresponde a los Sprints 2 y 3.</w:t>
       </w:r>
     </w:p>
     <w:p>
       <w:pPr>
         <w:pStyle w:val="Ttulo1"/>
       </w:pPr>
-      <w:bookmarkStart w:id="5" w:name="_Toc242545534"/>
+      <w:bookmarkStart w:id="5" w:name="_Toc242549748"/>
       <w:r>
         <w:t>6. Guion de la demostración</w:t>
       </w:r>
@@ -9488,7 +8978,7 @@
         <w:t>Panel principal.</w:t>
       </w:r>
       <w:r>
-        <w:t xml:space="preserve"> Señalar el rótulo de demostración y explicar qué es de práctica. Mostrar la tarjeta de datos y calidad, la distribución por nivel de riesgo y las alertas.</w:t>
+        <w:t xml:space="preserve"> Señalar el rótulo de demostración y explicar qué es de ejemplo. Mostrar la distribución por nivel de riesgo y las alertas.</w:t>
       </w:r>
     </w:p>
     <w:p>
@@ -9509,7 +8999,7 @@
         <w:t>Estudiantes.</w:t>
       </w:r>
       <w:r>
-        <w:t xml:space="preserve"> Filtrar por nivel de riesgo y abrir la ficha de un estudiante: se identifica por código y muestra el motivo de su nivel.</w:t>
+        <w:t xml:space="preserve"> Filtrar por nivel de riesgo y abrir la ficha de un estudiante.</w:t>
       </w:r>
     </w:p>
     <w:p>
@@ -9548,10 +9038,11 @@
           <w:b/>
           <w:bCs/>
         </w:rPr>
-        <w:t>Datos.</w:t>
+        <w:lastRenderedPageBreak/>
+        <w:t>Estado de la API.</w:t>
       </w:r>
       <w:r>
-        <w:t xml:space="preserve"> Abrir la consulta de estado de la API (datos de práctica, periodos y regla provisional) y el historial de la validación nocturna en el repositorio.</w:t>
+        <w:t xml:space="preserve"> Abrir la consulta de estado: origen de los datos «ejemplo», modelo cargado y tres niveles.</w:t>
       </w:r>
     </w:p>
     <w:p>
@@ -9579,7 +9070,7 @@
       <w:pPr>
         <w:pStyle w:val="Ttulo1"/>
       </w:pPr>
-      <w:bookmarkStart w:id="6" w:name="_Toc242545535"/>
+      <w:bookmarkStart w:id="6" w:name="_Toc242549749"/>
       <w:r>
         <w:t>7. Qué sigue</w:t>
       </w:r>
@@ -9599,7 +9090,7 @@
           <w:sz w:val="18"/>
           <w:szCs w:val="18"/>
         </w:rPr>
-        <w:t xml:space="preserve">Tabla 5. </w:t>
+        <w:t xml:space="preserve">Tabla 4. </w:t>
       </w:r>
       <w:r>
         <w:rPr>
@@ -9966,7 +9457,7 @@
                 <w:sz w:val="18"/>
                 <w:szCs w:val="18"/>
               </w:rPr>
-              <w:t>Base gestionada en la nube con las notas reales del colegio, una vez resuelto el consentimiento; la página deja de usar datos de práctica.</w:t>
+              <w:t>Base de datos con notas reales del colegio; la página deja de usar datos de ejemplo.</w:t>
             </w:r>
           </w:p>
         </w:tc>
@@ -10594,10 +10085,64 @@
 <file path=word/numbering.xml><?xml version="1.0" encoding="utf-8"?>
 <w:numbering xmlns:wpc="http://schemas.microsoft.com/office/word/2010/wordprocessingCanvas" xmlns:cx="http://schemas.microsoft.com/office/drawing/2014/chartex" xmlns:cx1="http://schemas.microsoft.com/office/drawing/2015/9/8/chartex" xmlns:cx2="http://schemas.microsoft.com/office/drawing/2015/10/21/chartex" xmlns:cx3="http://schemas.microsoft.com/office/drawing/2016/5/9/chartex" xmlns:cx4="http://schemas.microsoft.com/office/drawing/2016/5/10/chartex" xmlns:cx5="http://schemas.microsoft.com/office/drawing/2016/5/11/chartex" xmlns:cx6="http://schemas.microsoft.com/office/drawing/2016/5/12/chartex" xmlns:cx7="http://schemas.microsoft.com/office/drawing/2016/5/13/chartex" xmlns:cx8="http://schemas.microsoft.com/office/drawing/2016/5/14/chartex" xmlns:mc="http://schemas.openxmlformats.org/markup-compatibility/2006" xmlns:aink="http://schemas.microsoft.com/office/drawing/2016/ink" xmlns:am3d="http://schemas.microsoft.com/office/drawing/2017/model3d" xmlns:o="urn:schemas-microsoft-com:office:office" xmlns:oel="http://schemas.microsoft.com/office/2019/extlst" xmlns:r="http://schemas.openxmlformats.org/officeDocument/2006/relationships" xmlns:m="http://schemas.openxmlformats.org/officeDocument/2006/math" xmlns:v="urn:schemas-microsoft-com:vml" xmlns:wp14="http://schemas.microsoft.com/office/word/2010/wordprocessingDrawing" xmlns:wp="http://schemas.openxmlformats.org/drawingml/2006/wordprocessingDrawing" xmlns:w10="urn:schemas-microsoft-com:office:word" xmlns:w="http://schemas.openxmlformats.org/wordprocessingml/2006/main" xmlns:w14="http://schemas.microsoft.com/office/word/2010/wordml" xmlns:w15="http://schemas.microsoft.com/office/word/2012/wordml" xmlns:w16cex="http://schemas.microsoft.com/office/word/2018/wordml/cex" xmlns:w16cid="http://schemas.microsoft.com/office/word/2016/wordml/cid" xmlns:w16="http://schemas.microsoft.com/office/word/2018/wordml" xmlns:w16du="http://schemas.microsoft.com/office/word/2023/wordml/word16du" xmlns:w16sdtdh="http://schemas.microsoft.com/office/word/2020/wordml/sdtdatahash" xmlns:w16sdtfl="http://schemas.microsoft.com/office/word/2024/wordml/sdtformatlock" xmlns:w16se="http://schemas.microsoft.com/office/word/2015/wordml/symex" xmlns:wpg="http://schemas.microsoft.com/office/word/2010/wordprocessingGroup" xmlns:wpi="http://schemas.microsoft.com/office/word/2010/wordprocessingInk" xmlns:wne="http://schemas.microsoft.com/office/word/2006/wordml" xmlns:wps="http://schemas.microsoft.com/office/word/2010/wordprocessingShape" mc:Ignorable="w14 w15 w16se w16cid w16 w16cex w16sdtdh w16sdtfl w16du wp14">
   <w:abstractNum w:abstractNumId="0" w15:restartNumberingAfterBreak="0">
-    <w:nsid w:val="018921DB"/>
+    <w:nsid w:val="07D47C7E"/>
     <w:multiLevelType w:val="hybridMultilevel"/>
-    <w:tmpl w:val="340623CC"/>
-    <w:lvl w:ilvl="0" w:tplc="BCA48C1A">
+    <w:tmpl w:val="6634559E"/>
+    <w:lvl w:ilvl="0" w:tplc="F0C41B2E">
+      <w:start w:val="1"/>
+      <w:numFmt w:val="bullet"/>
+      <w:lvlText w:val="•"/>
+      <w:lvlJc w:val="left"/>
+      <w:pPr>
+        <w:ind w:left="560" w:hanging="280"/>
+      </w:pPr>
+    </w:lvl>
+    <w:lvl w:ilvl="1" w:tplc="021AE310">
+      <w:numFmt w:val="decimal"/>
+      <w:lvlText w:val=""/>
+      <w:lvlJc w:val="left"/>
+    </w:lvl>
+    <w:lvl w:ilvl="2" w:tplc="5AFA7D36">
+      <w:numFmt w:val="decimal"/>
+      <w:lvlText w:val=""/>
+      <w:lvlJc w:val="left"/>
+    </w:lvl>
+    <w:lvl w:ilvl="3" w:tplc="FB741E24">
+      <w:numFmt w:val="decimal"/>
+      <w:lvlText w:val=""/>
+      <w:lvlJc w:val="left"/>
+    </w:lvl>
+    <w:lvl w:ilvl="4" w:tplc="B8E26808">
+      <w:numFmt w:val="decimal"/>
+      <w:lvlText w:val=""/>
+      <w:lvlJc w:val="left"/>
+    </w:lvl>
+    <w:lvl w:ilvl="5" w:tplc="55E2128C">
+      <w:numFmt w:val="decimal"/>
+      <w:lvlText w:val=""/>
+      <w:lvlJc w:val="left"/>
+    </w:lvl>
+    <w:lvl w:ilvl="6" w:tplc="080C0A52">
+      <w:numFmt w:val="decimal"/>
+      <w:lvlText w:val=""/>
+      <w:lvlJc w:val="left"/>
+    </w:lvl>
+    <w:lvl w:ilvl="7" w:tplc="6EA091D6">
+      <w:numFmt w:val="decimal"/>
+      <w:lvlText w:val=""/>
+      <w:lvlJc w:val="left"/>
+    </w:lvl>
+    <w:lvl w:ilvl="8" w:tplc="2BC8EBDC">
+      <w:numFmt w:val="decimal"/>
+      <w:lvlText w:val=""/>
+      <w:lvlJc w:val="left"/>
+    </w:lvl>
+  </w:abstractNum>
+  <w:abstractNum w:abstractNumId="1" w15:restartNumberingAfterBreak="0">
+    <w:nsid w:val="20E2313A"/>
+    <w:multiLevelType w:val="hybridMultilevel"/>
+    <w:tmpl w:val="64269680"/>
+    <w:lvl w:ilvl="0" w:tplc="58E010D6">
       <w:start w:val="1"/>
       <w:numFmt w:val="decimal"/>
       <w:lvlText w:val="%1."/>
@@ -10606,106 +10151,52 @@
         <w:ind w:left="560" w:hanging="340"/>
       </w:pPr>
     </w:lvl>
-    <w:lvl w:ilvl="1" w:tplc="450A207C">
+    <w:lvl w:ilvl="1" w:tplc="2FF8C41E">
       <w:numFmt w:val="decimal"/>
       <w:lvlText w:val=""/>
       <w:lvlJc w:val="left"/>
     </w:lvl>
-    <w:lvl w:ilvl="2" w:tplc="AA261A04">
+    <w:lvl w:ilvl="2" w:tplc="39144692">
       <w:numFmt w:val="decimal"/>
       <w:lvlText w:val=""/>
       <w:lvlJc w:val="left"/>
     </w:lvl>
-    <w:lvl w:ilvl="3" w:tplc="7E20384E">
+    <w:lvl w:ilvl="3" w:tplc="CEE85726">
       <w:numFmt w:val="decimal"/>
       <w:lvlText w:val=""/>
       <w:lvlJc w:val="left"/>
     </w:lvl>
-    <w:lvl w:ilvl="4" w:tplc="5680C758">
+    <w:lvl w:ilvl="4" w:tplc="9E664AD0">
       <w:numFmt w:val="decimal"/>
       <w:lvlText w:val=""/>
       <w:lvlJc w:val="left"/>
     </w:lvl>
-    <w:lvl w:ilvl="5" w:tplc="184ED2F2">
+    <w:lvl w:ilvl="5" w:tplc="8A8215EC">
       <w:numFmt w:val="decimal"/>
       <w:lvlText w:val=""/>
       <w:lvlJc w:val="left"/>
     </w:lvl>
-    <w:lvl w:ilvl="6" w:tplc="376E019A">
+    <w:lvl w:ilvl="6" w:tplc="7AF8F750">
       <w:numFmt w:val="decimal"/>
       <w:lvlText w:val=""/>
       <w:lvlJc w:val="left"/>
     </w:lvl>
-    <w:lvl w:ilvl="7" w:tplc="DD4C6110">
+    <w:lvl w:ilvl="7" w:tplc="6E82E828">
       <w:numFmt w:val="decimal"/>
       <w:lvlText w:val=""/>
       <w:lvlJc w:val="left"/>
     </w:lvl>
-    <w:lvl w:ilvl="8" w:tplc="3F40F050">
-      <w:numFmt w:val="decimal"/>
-      <w:lvlText w:val=""/>
-      <w:lvlJc w:val="left"/>
-    </w:lvl>
-  </w:abstractNum>
-  <w:abstractNum w:abstractNumId="1" w15:restartNumberingAfterBreak="0">
-    <w:nsid w:val="282A0D98"/>
-    <w:multiLevelType w:val="hybridMultilevel"/>
-    <w:tmpl w:val="647E9890"/>
-    <w:lvl w:ilvl="0" w:tplc="6FF8E948">
-      <w:start w:val="1"/>
-      <w:numFmt w:val="bullet"/>
-      <w:lvlText w:val="•"/>
-      <w:lvlJc w:val="left"/>
-      <w:pPr>
-        <w:ind w:left="560" w:hanging="280"/>
-      </w:pPr>
-    </w:lvl>
-    <w:lvl w:ilvl="1" w:tplc="22FA3E18">
-      <w:numFmt w:val="decimal"/>
-      <w:lvlText w:val=""/>
-      <w:lvlJc w:val="left"/>
-    </w:lvl>
-    <w:lvl w:ilvl="2" w:tplc="6A5A66A0">
-      <w:numFmt w:val="decimal"/>
-      <w:lvlText w:val=""/>
-      <w:lvlJc w:val="left"/>
-    </w:lvl>
-    <w:lvl w:ilvl="3" w:tplc="7996FC3A">
-      <w:numFmt w:val="decimal"/>
-      <w:lvlText w:val=""/>
-      <w:lvlJc w:val="left"/>
-    </w:lvl>
-    <w:lvl w:ilvl="4" w:tplc="E09A23F4">
-      <w:numFmt w:val="decimal"/>
-      <w:lvlText w:val=""/>
-      <w:lvlJc w:val="left"/>
-    </w:lvl>
-    <w:lvl w:ilvl="5" w:tplc="A28AFFC6">
-      <w:numFmt w:val="decimal"/>
-      <w:lvlText w:val=""/>
-      <w:lvlJc w:val="left"/>
-    </w:lvl>
-    <w:lvl w:ilvl="6" w:tplc="077C9D60">
-      <w:numFmt w:val="decimal"/>
-      <w:lvlText w:val=""/>
-      <w:lvlJc w:val="left"/>
-    </w:lvl>
-    <w:lvl w:ilvl="7" w:tplc="F5AC507E">
-      <w:numFmt w:val="decimal"/>
-      <w:lvlText w:val=""/>
-      <w:lvlJc w:val="left"/>
-    </w:lvl>
-    <w:lvl w:ilvl="8" w:tplc="774619DA">
+    <w:lvl w:ilvl="8" w:tplc="D33E693E">
       <w:numFmt w:val="decimal"/>
       <w:lvlText w:val=""/>
       <w:lvlJc w:val="left"/>
     </w:lvl>
   </w:abstractNum>
   <w:abstractNum w:abstractNumId="2" w15:restartNumberingAfterBreak="0">
-    <w:nsid w:val="2D204E32"/>
+    <w:nsid w:val="6F210F34"/>
     <w:multiLevelType w:val="hybridMultilevel"/>
-    <w:tmpl w:val="49EE98F4"/>
-    <w:lvl w:ilvl="0" w:tplc="6914C3BC">
+    <w:tmpl w:val="01EAE8CA"/>
+    <w:lvl w:ilvl="0" w:tplc="2138A34A">
       <w:start w:val="1"/>
       <w:numFmt w:val="bullet"/>
       <w:lvlText w:val="●"/>
@@ -10714,7 +10205,7 @@
         <w:ind w:left="720" w:hanging="360"/>
       </w:pPr>
     </w:lvl>
-    <w:lvl w:ilvl="1" w:tplc="8D6CD5DC">
+    <w:lvl w:ilvl="1" w:tplc="C904570C">
       <w:start w:val="1"/>
       <w:numFmt w:val="bullet"/>
       <w:lvlText w:val="○"/>
@@ -10723,7 +10214,7 @@
         <w:ind w:left="1440" w:hanging="360"/>
       </w:pPr>
     </w:lvl>
-    <w:lvl w:ilvl="2" w:tplc="FB1E6CBE">
+    <w:lvl w:ilvl="2" w:tplc="CFEAD47A">
       <w:start w:val="1"/>
       <w:numFmt w:val="bullet"/>
       <w:lvlText w:val="■"/>
@@ -10732,7 +10223,7 @@
         <w:ind w:left="2160" w:hanging="360"/>
       </w:pPr>
     </w:lvl>
-    <w:lvl w:ilvl="3" w:tplc="14986E24">
+    <w:lvl w:ilvl="3" w:tplc="06ECFEC4">
       <w:start w:val="1"/>
       <w:numFmt w:val="bullet"/>
       <w:lvlText w:val="●"/>
@@ -10741,7 +10232,7 @@
         <w:ind w:left="2880" w:hanging="360"/>
       </w:pPr>
     </w:lvl>
-    <w:lvl w:ilvl="4" w:tplc="B92E8D66">
+    <w:lvl w:ilvl="4" w:tplc="60867D84">
       <w:start w:val="1"/>
       <w:numFmt w:val="bullet"/>
       <w:lvlText w:val="○"/>
@@ -10750,7 +10241,7 @@
         <w:ind w:left="3600" w:hanging="360"/>
       </w:pPr>
     </w:lvl>
-    <w:lvl w:ilvl="5" w:tplc="2220AECC">
+    <w:lvl w:ilvl="5" w:tplc="C3809AF0">
       <w:start w:val="1"/>
       <w:numFmt w:val="bullet"/>
       <w:lvlText w:val="■"/>
@@ -10759,7 +10250,7 @@
         <w:ind w:left="4320" w:hanging="360"/>
       </w:pPr>
     </w:lvl>
-    <w:lvl w:ilvl="6" w:tplc="654A1D80">
+    <w:lvl w:ilvl="6" w:tplc="89F85676">
       <w:start w:val="1"/>
       <w:numFmt w:val="bullet"/>
       <w:lvlText w:val="●"/>
@@ -10768,7 +10259,7 @@
         <w:ind w:left="5040" w:hanging="360"/>
       </w:pPr>
     </w:lvl>
-    <w:lvl w:ilvl="7" w:tplc="3078E07C">
+    <w:lvl w:ilvl="7" w:tplc="42B2F1AE">
       <w:start w:val="1"/>
       <w:numFmt w:val="bullet"/>
       <w:lvlText w:val="●"/>
@@ -10777,7 +10268,7 @@
         <w:ind w:left="5760" w:hanging="360"/>
       </w:pPr>
     </w:lvl>
-    <w:lvl w:ilvl="8" w:tplc="70AE60D2">
+    <w:lvl w:ilvl="8" w:tplc="230E37D2">
       <w:start w:val="1"/>
       <w:numFmt w:val="bullet"/>
       <w:lvlText w:val="●"/>
@@ -10787,20 +10278,20 @@
       </w:pPr>
     </w:lvl>
   </w:abstractNum>
-  <w:num w:numId="1" w16cid:durableId="1097751865">
+  <w:num w:numId="1" w16cid:durableId="214581370">
     <w:abstractNumId w:val="2"/>
     <w:lvlOverride w:ilvl="0">
       <w:startOverride w:val="1"/>
     </w:lvlOverride>
   </w:num>
-  <w:num w:numId="2" w16cid:durableId="2128817629">
-    <w:abstractNumId w:val="1"/>
+  <w:num w:numId="2" w16cid:durableId="1318459440">
+    <w:abstractNumId w:val="0"/>
     <w:lvlOverride w:ilvl="0">
       <w:startOverride w:val="1"/>
     </w:lvlOverride>
   </w:num>
-  <w:num w:numId="3" w16cid:durableId="647441571">
-    <w:abstractNumId w:val="0"/>
+  <w:num w:numId="3" w16cid:durableId="27948935">
+    <w:abstractNumId w:val="1"/>
     <w:lvlOverride w:ilvl="0">
       <w:startOverride w:val="1"/>
     </w:lvlOverride>
@@ -11393,7 +10884,7 @@
     <w:autoRedefine/>
     <w:uiPriority w:val="39"/>
     <w:unhideWhenUsed/>
-    <w:rsid w:val="002E1CDB"/>
+    <w:rsid w:val="00180A29"/>
     <w:pPr>
       <w:spacing w:after="100"/>
     </w:pPr>
